--- a/media/R2601/form_template/bg/temporary/研总需归追踪_temp.docx
+++ b/media/R2601/form_template/bg/temporary/研总需归追踪_temp.docx
@@ -1742,7 +1742,7 @@
                 <w:rFonts w:hint="eastAsia"/>
                 <w:szCs w:val="21"/>
               </w:rPr>
-              <w:t xml:space="preserve">串口批量替换后初始化</w:t>
+              <w:t xml:space="preserve">串口初始化</w:t>
             </w:r>
           </w:p>
         </w:tc>
@@ -1975,1207 +1975,6 @@
                 <w:rFonts w:hint="eastAsia"/>
                 <w:szCs w:val="21"/>
               </w:rPr>
-              <w:t xml:space="preserve">串口校验位</w:t>
-            </w:r>
-          </w:p>
-        </w:tc>
-        <w:tc>
-          <w:tcPr>
-            <w:tcW w:w="1984" w:type="dxa"/>
-            <w:noWrap/>
-          </w:tcPr>
-          <w:p>
-            <w:pPr>
-              <w:widowControl/>
-              <w:rPr>
-                <w:kern w:val="0"/>
-                <w:szCs w:val="21"/>
-              </w:rPr>
-            </w:pPr>
-            <w:r>
-              <w:rPr>
-                <w:rFonts w:hint="eastAsia"/>
-                <w:szCs w:val="21"/>
-              </w:rPr>
-              <w:t xml:space="preserve">YL_SU_CSH_001_002</w:t>
-            </w:r>
-          </w:p>
-        </w:tc>
-        <w:tc>
-          <w:tcPr>
-            <w:tcW w:w="851" w:type="dxa"/>
-          </w:tcPr>
-          <w:p>
-            <w:pPr>
-              <w:widowControl/>
-              <w:rPr>
-                <w:kern w:val="0"/>
-                <w:szCs w:val="21"/>
-              </w:rPr>
-            </w:pPr>
-            <w:r>
-              <w:rPr>
-                <w:rFonts w:hint="eastAsia"/>
-                <w:kern w:val="0"/>
-                <w:szCs w:val="21"/>
-              </w:rPr>
-              <w:t xml:space="preserve">未通过</w:t>
-            </w:r>
-          </w:p>
-        </w:tc>
-        <w:tc>
-          <w:tcPr>
-            <w:tcW w:w="1548" w:type="dxa"/>
-          </w:tcPr>
-          <w:p>
-            <w:pPr>
-              <w:widowControl/>
-              <w:rPr>
-                <w:kern w:val="0"/>
-                <w:szCs w:val="21"/>
-              </w:rPr>
-            </w:pPr>
-            <w:r>
-              <w:rPr>
-                <w:rFonts w:hint="eastAsia"/>
-                <w:kern w:val="0"/>
-                <w:szCs w:val="21"/>
-              </w:rPr>
-              <w:t xml:space="preserve">PT_R2601_1</w:t>
-            </w:r>
-          </w:p>
-        </w:tc>
-      </w:tr>
-      <w:tr>
-        <w:trPr>
-          <w:trHeight w:val="371"/>
-        </w:trPr>
-        <w:tc>
-          <w:tcPr>
-            <w:tcW w:w="542" w:type="dxa"/>
-          </w:tcPr>
-          <w:p>
-            <w:pPr>
-              <w:pStyle w:val="af7"/>
-              <w:widowControl/>
-              <w:ind w:firstLineChars="0" w:firstLine="0"/>
-              <w:jc w:val="center"/>
-              <w:rPr>
-                <w:rFonts w:hint="eastAsia"/>
-                <w:bCs/>
-                <w:kern w:val="0"/>
-                <w:szCs w:val="21"/>
-              </w:rPr>
-            </w:pPr>
-            <w:r>
-              <w:rPr>
-                <w:rFonts w:hint="eastAsia"/>
-                <w:bCs/>
-                <w:kern w:val="0"/>
-                <w:szCs w:val="21"/>
-              </w:rPr>
-              <w:t xml:space="preserve">6</w:t>
-            </w:r>
-          </w:p>
-        </w:tc>
-        <w:tc>
-          <w:tcPr>
-            <w:tcW w:w="1088" w:type="dxa"/>
-            <w:noWrap/>
-            <w:vMerge w:val="continue"/>
-          </w:tcPr>
-          <w:p>
-            <w:pPr>
-              <w:widowControl/>
-              <w:rPr>
-                <w:kern w:val="0"/>
-                <w:szCs w:val="21"/>
-              </w:rPr>
-            </w:pPr>
-            <w:r>
-              <w:rPr>
-                <w:szCs w:val="21"/>
-              </w:rPr>
-              <w:t xml:space="preserve"/>
-            </w:r>
-          </w:p>
-        </w:tc>
-        <w:tc>
-          <w:tcPr>
-            <w:tcW w:w="2041" w:type="dxa"/>
-            <w:noWrap/>
-            <w:vMerge w:val="continue"/>
-          </w:tcPr>
-          <w:p>
-            <w:pPr>
-              <w:adjustRightInd w:val="0"/>
-              <w:rPr>
-                <w:szCs w:val="21"/>
-              </w:rPr>
-            </w:pPr>
-            <w:r>
-              <w:rPr>
-                <w:rFonts w:hint="eastAsia"/>
-                <w:szCs w:val="21"/>
-              </w:rPr>
-              <w:t xml:space="preserve"/>
-            </w:r>
-          </w:p>
-        </w:tc>
-        <w:tc>
-          <w:tcPr>
-            <w:tcW w:w="1134" w:type="dxa"/>
-            <w:noWrap/>
-            <w:vMerge w:val="continue"/>
-          </w:tcPr>
-          <w:p>
-            <w:pPr>
-              <w:widowControl/>
-              <w:rPr>
-                <w:kern w:val="0"/>
-                <w:szCs w:val="21"/>
-              </w:rPr>
-            </w:pPr>
-            <w:r>
-              <w:rPr>
-                <w:rFonts w:hint="eastAsia"/>
-                <w:szCs w:val="21"/>
-              </w:rPr>
-              <w:t xml:space="preserve"/>
-            </w:r>
-          </w:p>
-        </w:tc>
-        <w:tc>
-          <w:tcPr>
-            <w:tcW w:w="1559" w:type="dxa"/>
-            <w:vMerge w:val="continue"/>
-          </w:tcPr>
-          <w:p>
-            <w:pPr>
-              <w:widowControl/>
-              <w:rPr>
-                <w:bCs/>
-                <w:kern w:val="0"/>
-                <w:szCs w:val="21"/>
-              </w:rPr>
-            </w:pPr>
-            <w:r>
-              <w:rPr>
-                <w:rFonts w:hint="eastAsia"/>
-                <w:szCs w:val="21"/>
-              </w:rPr>
-              <w:t xml:space="preserve"/>
-            </w:r>
-          </w:p>
-        </w:tc>
-        <w:tc>
-          <w:tcPr>
-            <w:tcW w:w="1843" w:type="dxa"/>
-            <w:noWrap/>
-            <w:vMerge w:val="continue"/>
-          </w:tcPr>
-          <w:p>
-            <w:pPr>
-              <w:widowControl/>
-              <w:rPr>
-                <w:kern w:val="0"/>
-                <w:szCs w:val="21"/>
-              </w:rPr>
-            </w:pPr>
-            <w:r>
-              <w:rPr>
-                <w:rFonts w:hint="eastAsia"/>
-                <w:szCs w:val="21"/>
-              </w:rPr>
-              <w:t xml:space="preserve"/>
-            </w:r>
-          </w:p>
-        </w:tc>
-        <w:tc>
-          <w:tcPr>
-            <w:tcW w:w="1701" w:type="dxa"/>
-          </w:tcPr>
-          <w:p>
-            <w:pPr>
-              <w:widowControl/>
-              <w:rPr>
-                <w:kern w:val="0"/>
-                <w:szCs w:val="21"/>
-              </w:rPr>
-            </w:pPr>
-            <w:r>
-              <w:rPr>
-                <w:rFonts w:hint="eastAsia"/>
-                <w:szCs w:val="21"/>
-              </w:rPr>
-              <w:t xml:space="preserve">其他批量替换后初始化</w:t>
-            </w:r>
-          </w:p>
-        </w:tc>
-        <w:tc>
-          <w:tcPr>
-            <w:tcW w:w="1984" w:type="dxa"/>
-            <w:noWrap/>
-          </w:tcPr>
-          <w:p>
-            <w:pPr>
-              <w:widowControl/>
-              <w:rPr>
-                <w:kern w:val="0"/>
-                <w:szCs w:val="21"/>
-              </w:rPr>
-            </w:pPr>
-            <w:r>
-              <w:rPr>
-                <w:rFonts w:hint="eastAsia"/>
-                <w:szCs w:val="21"/>
-              </w:rPr>
-              <w:t xml:space="preserve">YL_SU_CSH_001_003</w:t>
-            </w:r>
-          </w:p>
-        </w:tc>
-        <w:tc>
-          <w:tcPr>
-            <w:tcW w:w="851" w:type="dxa"/>
-          </w:tcPr>
-          <w:p>
-            <w:pPr>
-              <w:widowControl/>
-              <w:rPr>
-                <w:kern w:val="0"/>
-                <w:szCs w:val="21"/>
-              </w:rPr>
-            </w:pPr>
-            <w:r>
-              <w:rPr>
-                <w:rFonts w:hint="eastAsia"/>
-                <w:kern w:val="0"/>
-                <w:szCs w:val="21"/>
-              </w:rPr>
-              <w:t xml:space="preserve">通过</w:t>
-            </w:r>
-          </w:p>
-        </w:tc>
-        <w:tc>
-          <w:tcPr>
-            <w:tcW w:w="1548" w:type="dxa"/>
-          </w:tcPr>
-          <w:p>
-            <w:pPr>
-              <w:widowControl/>
-              <w:rPr>
-                <w:kern w:val="0"/>
-                <w:szCs w:val="21"/>
-              </w:rPr>
-            </w:pPr>
-            <w:r>
-              <w:rPr>
-                <w:rFonts w:hint="eastAsia"/>
-                <w:kern w:val="0"/>
-                <w:szCs w:val="21"/>
-              </w:rPr>
-              <w:t xml:space="preserve"/>
-            </w:r>
-          </w:p>
-        </w:tc>
-      </w:tr>
-      <w:tr>
-        <w:trPr>
-          <w:trHeight w:val="371"/>
-        </w:trPr>
-        <w:tc>
-          <w:tcPr>
-            <w:tcW w:w="542" w:type="dxa"/>
-          </w:tcPr>
-          <w:p>
-            <w:pPr>
-              <w:pStyle w:val="af7"/>
-              <w:widowControl/>
-              <w:ind w:firstLineChars="0" w:firstLine="0"/>
-              <w:jc w:val="center"/>
-              <w:rPr>
-                <w:rFonts w:hint="eastAsia"/>
-                <w:bCs/>
-                <w:kern w:val="0"/>
-                <w:szCs w:val="21"/>
-              </w:rPr>
-            </w:pPr>
-            <w:r>
-              <w:rPr>
-                <w:rFonts w:hint="eastAsia"/>
-                <w:bCs/>
-                <w:kern w:val="0"/>
-                <w:szCs w:val="21"/>
-              </w:rPr>
-              <w:t xml:space="preserve">7</w:t>
-            </w:r>
-          </w:p>
-        </w:tc>
-        <w:tc>
-          <w:tcPr>
-            <w:tcW w:w="1088" w:type="dxa"/>
-            <w:noWrap/>
-            <w:vMerge w:val="continue"/>
-          </w:tcPr>
-          <w:p>
-            <w:pPr>
-              <w:widowControl/>
-              <w:rPr>
-                <w:kern w:val="0"/>
-                <w:szCs w:val="21"/>
-              </w:rPr>
-            </w:pPr>
-            <w:r>
-              <w:rPr>
-                <w:szCs w:val="21"/>
-              </w:rPr>
-              <w:t xml:space="preserve"/>
-            </w:r>
-          </w:p>
-        </w:tc>
-        <w:tc>
-          <w:tcPr>
-            <w:tcW w:w="2041" w:type="dxa"/>
-            <w:noWrap/>
-            <w:vMerge w:val="continue"/>
-          </w:tcPr>
-          <w:p>
-            <w:pPr>
-              <w:adjustRightInd w:val="0"/>
-              <w:rPr>
-                <w:szCs w:val="21"/>
-              </w:rPr>
-            </w:pPr>
-            <w:r>
-              <w:rPr>
-                <w:rFonts w:hint="eastAsia"/>
-                <w:szCs w:val="21"/>
-              </w:rPr>
-              <w:t xml:space="preserve"/>
-            </w:r>
-          </w:p>
-        </w:tc>
-        <w:tc>
-          <w:tcPr>
-            <w:tcW w:w="1134" w:type="dxa"/>
-            <w:noWrap/>
-            <w:vMerge w:val="continue"/>
-          </w:tcPr>
-          <w:p>
-            <w:pPr>
-              <w:widowControl/>
-              <w:rPr>
-                <w:kern w:val="0"/>
-                <w:szCs w:val="21"/>
-              </w:rPr>
-            </w:pPr>
-            <w:r>
-              <w:rPr>
-                <w:rFonts w:hint="eastAsia"/>
-                <w:szCs w:val="21"/>
-              </w:rPr>
-              <w:t xml:space="preserve"/>
-            </w:r>
-          </w:p>
-        </w:tc>
-        <w:tc>
-          <w:tcPr>
-            <w:tcW w:w="1559" w:type="dxa"/>
-            <w:vMerge w:val="continue"/>
-          </w:tcPr>
-          <w:p>
-            <w:pPr>
-              <w:widowControl/>
-              <w:rPr>
-                <w:bCs/>
-                <w:kern w:val="0"/>
-                <w:szCs w:val="21"/>
-              </w:rPr>
-            </w:pPr>
-            <w:r>
-              <w:rPr>
-                <w:rFonts w:hint="eastAsia"/>
-                <w:szCs w:val="21"/>
-              </w:rPr>
-              <w:t xml:space="preserve"/>
-            </w:r>
-          </w:p>
-        </w:tc>
-        <w:tc>
-          <w:tcPr>
-            <w:tcW w:w="1843" w:type="dxa"/>
-            <w:noWrap/>
-            <w:vMerge w:val="continue"/>
-          </w:tcPr>
-          <w:p>
-            <w:pPr>
-              <w:widowControl/>
-              <w:rPr>
-                <w:kern w:val="0"/>
-                <w:szCs w:val="21"/>
-              </w:rPr>
-            </w:pPr>
-            <w:r>
-              <w:rPr>
-                <w:rFonts w:hint="eastAsia"/>
-                <w:szCs w:val="21"/>
-              </w:rPr>
-              <w:t xml:space="preserve"/>
-            </w:r>
-          </w:p>
-        </w:tc>
-        <w:tc>
-          <w:tcPr>
-            <w:tcW w:w="1701" w:type="dxa"/>
-          </w:tcPr>
-          <w:p>
-            <w:pPr>
-              <w:widowControl/>
-              <w:rPr>
-                <w:kern w:val="0"/>
-                <w:szCs w:val="21"/>
-              </w:rPr>
-            </w:pPr>
-            <w:r>
-              <w:rPr>
-                <w:rFonts w:hint="eastAsia"/>
-                <w:szCs w:val="21"/>
-              </w:rPr>
-              <w:t xml:space="preserve">串口校验位</w:t>
-            </w:r>
-          </w:p>
-        </w:tc>
-        <w:tc>
-          <w:tcPr>
-            <w:tcW w:w="1984" w:type="dxa"/>
-            <w:noWrap/>
-          </w:tcPr>
-          <w:p>
-            <w:pPr>
-              <w:widowControl/>
-              <w:rPr>
-                <w:kern w:val="0"/>
-                <w:szCs w:val="21"/>
-              </w:rPr>
-            </w:pPr>
-            <w:r>
-              <w:rPr>
-                <w:rFonts w:hint="eastAsia"/>
-                <w:szCs w:val="21"/>
-              </w:rPr>
-              <w:t xml:space="preserve">YL_SU_CSH_001_004</w:t>
-            </w:r>
-          </w:p>
-        </w:tc>
-        <w:tc>
-          <w:tcPr>
-            <w:tcW w:w="851" w:type="dxa"/>
-          </w:tcPr>
-          <w:p>
-            <w:pPr>
-              <w:widowControl/>
-              <w:rPr>
-                <w:kern w:val="0"/>
-                <w:szCs w:val="21"/>
-              </w:rPr>
-            </w:pPr>
-            <w:r>
-              <w:rPr>
-                <w:rFonts w:hint="eastAsia"/>
-                <w:kern w:val="0"/>
-                <w:szCs w:val="21"/>
-              </w:rPr>
-              <w:t xml:space="preserve">未通过</w:t>
-            </w:r>
-          </w:p>
-        </w:tc>
-        <w:tc>
-          <w:tcPr>
-            <w:tcW w:w="1548" w:type="dxa"/>
-          </w:tcPr>
-          <w:p>
-            <w:pPr>
-              <w:widowControl/>
-              <w:rPr>
-                <w:kern w:val="0"/>
-                <w:szCs w:val="21"/>
-              </w:rPr>
-            </w:pPr>
-            <w:r>
-              <w:rPr>
-                <w:rFonts w:hint="eastAsia"/>
-                <w:kern w:val="0"/>
-                <w:szCs w:val="21"/>
-              </w:rPr>
-              <w:t xml:space="preserve">PT_R2601_1</w:t>
-            </w:r>
-          </w:p>
-        </w:tc>
-      </w:tr>
-      <w:tr>
-        <w:trPr>
-          <w:trHeight w:val="371"/>
-        </w:trPr>
-        <w:tc>
-          <w:tcPr>
-            <w:tcW w:w="542" w:type="dxa"/>
-          </w:tcPr>
-          <w:p>
-            <w:pPr>
-              <w:pStyle w:val="af7"/>
-              <w:widowControl/>
-              <w:ind w:firstLineChars="0" w:firstLine="0"/>
-              <w:jc w:val="center"/>
-              <w:rPr>
-                <w:rFonts w:hint="eastAsia"/>
-                <w:bCs/>
-                <w:kern w:val="0"/>
-                <w:szCs w:val="21"/>
-              </w:rPr>
-            </w:pPr>
-            <w:r>
-              <w:rPr>
-                <w:rFonts w:hint="eastAsia"/>
-                <w:bCs/>
-                <w:kern w:val="0"/>
-                <w:szCs w:val="21"/>
-              </w:rPr>
-              <w:t xml:space="preserve">8</w:t>
-            </w:r>
-          </w:p>
-        </w:tc>
-        <w:tc>
-          <w:tcPr>
-            <w:tcW w:w="1088" w:type="dxa"/>
-            <w:noWrap/>
-            <w:vMerge w:val="restart"/>
-          </w:tcPr>
-          <w:p>
-            <w:pPr>
-              <w:widowControl/>
-              <w:rPr>
-                <w:kern w:val="0"/>
-                <w:szCs w:val="21"/>
-              </w:rPr>
-            </w:pPr>
-            <w:r>
-              <w:rPr>
-                <w:szCs w:val="21"/>
-              </w:rPr>
-              <w:t xml:space="preserve">3.2.1</w:t>
-            </w:r>
-          </w:p>
-        </w:tc>
-        <w:tc>
-          <w:tcPr>
-            <w:tcW w:w="2041" w:type="dxa"/>
-            <w:noWrap/>
-            <w:vMerge w:val="restart"/>
-          </w:tcPr>
-          <w:p>
-            <w:pPr>
-              <w:adjustRightInd w:val="0"/>
-              <w:rPr>
-                <w:szCs w:val="21"/>
-              </w:rPr>
-            </w:pPr>
-            <w:r>
-              <w:rPr>
-                <w:rFonts w:hint="eastAsia"/>
-                <w:szCs w:val="21"/>
-              </w:rPr>
-              <w:t xml:space="preserve">初始化</w:t>
-            </w:r>
-          </w:p>
-        </w:tc>
-        <w:tc>
-          <w:tcPr>
-            <w:tcW w:w="1134" w:type="dxa"/>
-            <w:noWrap/>
-            <w:vMerge w:val="restart"/>
-          </w:tcPr>
-          <w:p>
-            <w:pPr>
-              <w:widowControl/>
-              <w:rPr>
-                <w:kern w:val="0"/>
-                <w:szCs w:val="21"/>
-              </w:rPr>
-            </w:pPr>
-            <w:r>
-              <w:rPr>
-                <w:rFonts w:hint="eastAsia"/>
-                <w:szCs w:val="21"/>
-              </w:rPr>
-              <w:t xml:space="preserve">6.2.5.1</w:t>
-            </w:r>
-            <w:r>
-              <w:rPr>
-                <w:szCs w:val="21"/>
-              </w:rPr>
-              <w:t xml:space="preserve"/>
-            </w:r>
-          </w:p>
-        </w:tc>
-        <w:tc>
-          <w:tcPr>
-            <w:tcW w:w="1559" w:type="dxa"/>
-            <w:vMerge w:val="restart"/>
-          </w:tcPr>
-          <w:p>
-            <w:pPr>
-              <w:widowControl/>
-              <w:rPr>
-                <w:bCs/>
-                <w:kern w:val="0"/>
-                <w:szCs w:val="21"/>
-              </w:rPr>
-            </w:pPr>
-            <w:r>
-              <w:rPr>
-                <w:rFonts w:hint="eastAsia"/>
-                <w:szCs w:val="21"/>
-              </w:rPr>
-              <w:t xml:space="preserve">人机交互完整性测试</w:t>
-            </w:r>
-            <w:r>
-              <w:rPr>
-                <w:szCs w:val="21"/>
-              </w:rPr>
-              <w:t xml:space="preserve"/>
-            </w:r>
-          </w:p>
-        </w:tc>
-        <w:tc>
-          <w:tcPr>
-            <w:tcW w:w="1843" w:type="dxa"/>
-            <w:noWrap/>
-            <w:vMerge w:val="restart"/>
-          </w:tcPr>
-          <w:p>
-            <w:pPr>
-              <w:widowControl/>
-              <w:rPr>
-                <w:kern w:val="0"/>
-                <w:szCs w:val="21"/>
-              </w:rPr>
-            </w:pPr>
-            <w:r>
-              <w:rPr>
-                <w:rFonts w:hint="eastAsia"/>
-                <w:szCs w:val="21"/>
-              </w:rPr>
-              <w:t xml:space="preserve">XQ_GUI_WZXC_001</w:t>
-            </w:r>
-            <w:r>
-              <w:rPr>
-                <w:szCs w:val="21"/>
-              </w:rPr>
-              <w:t xml:space="preserve"/>
-            </w:r>
-          </w:p>
-        </w:tc>
-        <w:tc>
-          <w:tcPr>
-            <w:tcW w:w="1701" w:type="dxa"/>
-          </w:tcPr>
-          <w:p>
-            <w:pPr>
-              <w:widowControl/>
-              <w:rPr>
-                <w:kern w:val="0"/>
-                <w:szCs w:val="21"/>
-              </w:rPr>
-            </w:pPr>
-            <w:r>
-              <w:rPr>
-                <w:rFonts w:hint="eastAsia"/>
-                <w:szCs w:val="21"/>
-              </w:rPr>
-              <w:t xml:space="preserve">人机交互完整性测试</w:t>
-            </w:r>
-          </w:p>
-        </w:tc>
-        <w:tc>
-          <w:tcPr>
-            <w:tcW w:w="1984" w:type="dxa"/>
-            <w:noWrap/>
-          </w:tcPr>
-          <w:p>
-            <w:pPr>
-              <w:widowControl/>
-              <w:rPr>
-                <w:kern w:val="0"/>
-                <w:szCs w:val="21"/>
-              </w:rPr>
-            </w:pPr>
-            <w:r>
-              <w:rPr>
-                <w:rFonts w:hint="eastAsia"/>
-                <w:szCs w:val="21"/>
-              </w:rPr>
-              <w:t xml:space="preserve">YL_GUI_WZXC_001_001</w:t>
-            </w:r>
-          </w:p>
-        </w:tc>
-        <w:tc>
-          <w:tcPr>
-            <w:tcW w:w="851" w:type="dxa"/>
-          </w:tcPr>
-          <w:p>
-            <w:pPr>
-              <w:widowControl/>
-              <w:rPr>
-                <w:kern w:val="0"/>
-                <w:szCs w:val="21"/>
-              </w:rPr>
-            </w:pPr>
-            <w:r>
-              <w:rPr>
-                <w:rFonts w:hint="eastAsia"/>
-                <w:kern w:val="0"/>
-                <w:szCs w:val="21"/>
-              </w:rPr>
-              <w:t xml:space="preserve">通过</w:t>
-            </w:r>
-          </w:p>
-        </w:tc>
-        <w:tc>
-          <w:tcPr>
-            <w:tcW w:w="1548" w:type="dxa"/>
-          </w:tcPr>
-          <w:p>
-            <w:pPr>
-              <w:widowControl/>
-              <w:rPr>
-                <w:kern w:val="0"/>
-                <w:szCs w:val="21"/>
-              </w:rPr>
-            </w:pPr>
-            <w:r>
-              <w:rPr>
-                <w:rFonts w:hint="eastAsia"/>
-                <w:kern w:val="0"/>
-                <w:szCs w:val="21"/>
-              </w:rPr>
-              <w:t xml:space="preserve"/>
-            </w:r>
-          </w:p>
-        </w:tc>
-      </w:tr>
-      <w:tr>
-        <w:trPr>
-          <w:trHeight w:val="371"/>
-        </w:trPr>
-        <w:tc>
-          <w:tcPr>
-            <w:tcW w:w="542" w:type="dxa"/>
-          </w:tcPr>
-          <w:p>
-            <w:pPr>
-              <w:pStyle w:val="af7"/>
-              <w:widowControl/>
-              <w:ind w:firstLineChars="0" w:firstLine="0"/>
-              <w:jc w:val="center"/>
-              <w:rPr>
-                <w:rFonts w:hint="eastAsia"/>
-                <w:bCs/>
-                <w:kern w:val="0"/>
-                <w:szCs w:val="21"/>
-              </w:rPr>
-            </w:pPr>
-            <w:r>
-              <w:rPr>
-                <w:rFonts w:hint="eastAsia"/>
-                <w:bCs/>
-                <w:kern w:val="0"/>
-                <w:szCs w:val="21"/>
-              </w:rPr>
-              <w:t xml:space="preserve">9</w:t>
-            </w:r>
-          </w:p>
-        </w:tc>
-        <w:tc>
-          <w:tcPr>
-            <w:tcW w:w="1088" w:type="dxa"/>
-            <w:noWrap/>
-            <w:vMerge w:val="restart"/>
-          </w:tcPr>
-          <w:p>
-            <w:pPr>
-              <w:widowControl/>
-              <w:rPr>
-                <w:kern w:val="0"/>
-                <w:szCs w:val="21"/>
-              </w:rPr>
-            </w:pPr>
-            <w:r>
-              <w:rPr>
-                <w:szCs w:val="21"/>
-              </w:rPr>
-              <w:t xml:space="preserve">3.3.1</w:t>
-            </w:r>
-          </w:p>
-        </w:tc>
-        <w:tc>
-          <w:tcPr>
-            <w:tcW w:w="2041" w:type="dxa"/>
-            <w:noWrap/>
-            <w:vMerge w:val="restart"/>
-          </w:tcPr>
-          <w:p>
-            <w:pPr>
-              <w:adjustRightInd w:val="0"/>
-              <w:rPr>
-                <w:szCs w:val="21"/>
-              </w:rPr>
-            </w:pPr>
-            <w:r>
-              <w:rPr>
-                <w:rFonts w:hint="eastAsia"/>
-                <w:szCs w:val="21"/>
-              </w:rPr>
-              <w:t xml:space="preserve">串口输入</w:t>
-            </w:r>
-          </w:p>
-        </w:tc>
-        <w:tc>
-          <w:tcPr>
-            <w:tcW w:w="1134" w:type="dxa"/>
-            <w:noWrap/>
-            <w:vMerge w:val="restart"/>
-          </w:tcPr>
-          <w:p>
-            <w:pPr>
-              <w:widowControl/>
-              <w:rPr>
-                <w:kern w:val="0"/>
-                <w:szCs w:val="21"/>
-              </w:rPr>
-            </w:pPr>
-            <w:r>
-              <w:rPr>
-                <w:rFonts w:hint="eastAsia"/>
-                <w:szCs w:val="21"/>
-              </w:rPr>
-              <w:t xml:space="preserve">6.2.4.3</w:t>
-            </w:r>
-            <w:r>
-              <w:rPr>
-                <w:szCs w:val="21"/>
-              </w:rPr>
-              <w:t xml:space="preserve"/>
-            </w:r>
-          </w:p>
-        </w:tc>
-        <w:tc>
-          <w:tcPr>
-            <w:tcW w:w="1559" w:type="dxa"/>
-            <w:vMerge w:val="restart"/>
-          </w:tcPr>
-          <w:p>
-            <w:pPr>
-              <w:widowControl/>
-              <w:rPr>
-                <w:bCs/>
-                <w:kern w:val="0"/>
-                <w:szCs w:val="21"/>
-              </w:rPr>
-            </w:pPr>
-            <w:r>
-              <w:rPr>
-                <w:rFonts w:hint="eastAsia"/>
-                <w:szCs w:val="21"/>
-              </w:rPr>
-              <w:t xml:space="preserve">初始化功能测试</w:t>
-            </w:r>
-            <w:r>
-              <w:rPr>
-                <w:szCs w:val="21"/>
-              </w:rPr>
-              <w:t xml:space="preserve"/>
-            </w:r>
-          </w:p>
-        </w:tc>
-        <w:tc>
-          <w:tcPr>
-            <w:tcW w:w="1843" w:type="dxa"/>
-            <w:noWrap/>
-            <w:vMerge w:val="restart"/>
-          </w:tcPr>
-          <w:p>
-            <w:pPr>
-              <w:widowControl/>
-              <w:rPr>
-                <w:kern w:val="0"/>
-                <w:szCs w:val="21"/>
-              </w:rPr>
-            </w:pPr>
-            <w:r>
-              <w:rPr>
-                <w:rFonts w:hint="eastAsia"/>
-                <w:szCs w:val="21"/>
-              </w:rPr>
-              <w:t xml:space="preserve">XQ_SU_CSH2_001</w:t>
-            </w:r>
-            <w:r>
-              <w:rPr>
-                <w:szCs w:val="21"/>
-              </w:rPr>
-              <w:t xml:space="preserve"/>
-            </w:r>
-          </w:p>
-        </w:tc>
-        <w:tc>
-          <w:tcPr>
-            <w:tcW w:w="1701" w:type="dxa"/>
-          </w:tcPr>
-          <w:p>
-            <w:pPr>
-              <w:widowControl/>
-              <w:rPr>
-                <w:kern w:val="0"/>
-                <w:szCs w:val="21"/>
-              </w:rPr>
-            </w:pPr>
-            <w:r>
-              <w:rPr>
-                <w:rFonts w:hint="eastAsia"/>
-                <w:szCs w:val="21"/>
-              </w:rPr>
-              <w:t xml:space="preserve">串口初始化</w:t>
-            </w:r>
-          </w:p>
-        </w:tc>
-        <w:tc>
-          <w:tcPr>
-            <w:tcW w:w="1984" w:type="dxa"/>
-            <w:noWrap/>
-          </w:tcPr>
-          <w:p>
-            <w:pPr>
-              <w:widowControl/>
-              <w:rPr>
-                <w:kern w:val="0"/>
-                <w:szCs w:val="21"/>
-              </w:rPr>
-            </w:pPr>
-            <w:r>
-              <w:rPr>
-                <w:rFonts w:hint="eastAsia"/>
-                <w:szCs w:val="21"/>
-              </w:rPr>
-              <w:t xml:space="preserve">YL_SU_CSH2_001_001</w:t>
-            </w:r>
-          </w:p>
-        </w:tc>
-        <w:tc>
-          <w:tcPr>
-            <w:tcW w:w="851" w:type="dxa"/>
-          </w:tcPr>
-          <w:p>
-            <w:pPr>
-              <w:widowControl/>
-              <w:rPr>
-                <w:kern w:val="0"/>
-                <w:szCs w:val="21"/>
-              </w:rPr>
-            </w:pPr>
-            <w:r>
-              <w:rPr>
-                <w:rFonts w:hint="eastAsia"/>
-                <w:kern w:val="0"/>
-                <w:szCs w:val="21"/>
-              </w:rPr>
-              <w:t xml:space="preserve">通过</w:t>
-            </w:r>
-          </w:p>
-        </w:tc>
-        <w:tc>
-          <w:tcPr>
-            <w:tcW w:w="1548" w:type="dxa"/>
-          </w:tcPr>
-          <w:p>
-            <w:pPr>
-              <w:widowControl/>
-              <w:rPr>
-                <w:kern w:val="0"/>
-                <w:szCs w:val="21"/>
-              </w:rPr>
-            </w:pPr>
-            <w:r>
-              <w:rPr>
-                <w:rFonts w:hint="eastAsia"/>
-                <w:kern w:val="0"/>
-                <w:szCs w:val="21"/>
-              </w:rPr>
-              <w:t xml:space="preserve"/>
-            </w:r>
-          </w:p>
-        </w:tc>
-      </w:tr>
-      <w:tr>
-        <w:trPr>
-          <w:trHeight w:val="371"/>
-        </w:trPr>
-        <w:tc>
-          <w:tcPr>
-            <w:tcW w:w="542" w:type="dxa"/>
-          </w:tcPr>
-          <w:p>
-            <w:pPr>
-              <w:pStyle w:val="af7"/>
-              <w:widowControl/>
-              <w:ind w:firstLineChars="0" w:firstLine="0"/>
-              <w:jc w:val="center"/>
-              <w:rPr>
-                <w:rFonts w:hint="eastAsia"/>
-                <w:bCs/>
-                <w:kern w:val="0"/>
-                <w:szCs w:val="21"/>
-              </w:rPr>
-            </w:pPr>
-            <w:r>
-              <w:rPr>
-                <w:rFonts w:hint="eastAsia"/>
-                <w:bCs/>
-                <w:kern w:val="0"/>
-                <w:szCs w:val="21"/>
-              </w:rPr>
-              <w:t xml:space="preserve">10</w:t>
-            </w:r>
-          </w:p>
-        </w:tc>
-        <w:tc>
-          <w:tcPr>
-            <w:tcW w:w="1088" w:type="dxa"/>
-            <w:noWrap/>
-            <w:vMerge w:val="continue"/>
-          </w:tcPr>
-          <w:p>
-            <w:pPr>
-              <w:widowControl/>
-              <w:rPr>
-                <w:kern w:val="0"/>
-                <w:szCs w:val="21"/>
-              </w:rPr>
-            </w:pPr>
-            <w:r>
-              <w:rPr>
-                <w:szCs w:val="21"/>
-              </w:rPr>
-              <w:t xml:space="preserve"/>
-            </w:r>
-          </w:p>
-        </w:tc>
-        <w:tc>
-          <w:tcPr>
-            <w:tcW w:w="2041" w:type="dxa"/>
-            <w:noWrap/>
-            <w:vMerge w:val="continue"/>
-          </w:tcPr>
-          <w:p>
-            <w:pPr>
-              <w:adjustRightInd w:val="0"/>
-              <w:rPr>
-                <w:szCs w:val="21"/>
-              </w:rPr>
-            </w:pPr>
-            <w:r>
-              <w:rPr>
-                <w:rFonts w:hint="eastAsia"/>
-                <w:szCs w:val="21"/>
-              </w:rPr>
-              <w:t xml:space="preserve"/>
-            </w:r>
-          </w:p>
-        </w:tc>
-        <w:tc>
-          <w:tcPr>
-            <w:tcW w:w="1134" w:type="dxa"/>
-            <w:noWrap/>
-            <w:vMerge w:val="continue"/>
-          </w:tcPr>
-          <w:p>
-            <w:pPr>
-              <w:widowControl/>
-              <w:rPr>
-                <w:kern w:val="0"/>
-                <w:szCs w:val="21"/>
-              </w:rPr>
-            </w:pPr>
-            <w:r>
-              <w:rPr>
-                <w:rFonts w:hint="eastAsia"/>
-                <w:szCs w:val="21"/>
-              </w:rPr>
-              <w:t xml:space="preserve"/>
-            </w:r>
-          </w:p>
-        </w:tc>
-        <w:tc>
-          <w:tcPr>
-            <w:tcW w:w="1559" w:type="dxa"/>
-            <w:vMerge w:val="continue"/>
-          </w:tcPr>
-          <w:p>
-            <w:pPr>
-              <w:widowControl/>
-              <w:rPr>
-                <w:bCs/>
-                <w:kern w:val="0"/>
-                <w:szCs w:val="21"/>
-              </w:rPr>
-            </w:pPr>
-            <w:r>
-              <w:rPr>
-                <w:rFonts w:hint="eastAsia"/>
-                <w:szCs w:val="21"/>
-              </w:rPr>
-              <w:t xml:space="preserve"/>
-            </w:r>
-          </w:p>
-        </w:tc>
-        <w:tc>
-          <w:tcPr>
-            <w:tcW w:w="1843" w:type="dxa"/>
-            <w:noWrap/>
-            <w:vMerge w:val="continue"/>
-          </w:tcPr>
-          <w:p>
-            <w:pPr>
-              <w:widowControl/>
-              <w:rPr>
-                <w:kern w:val="0"/>
-                <w:szCs w:val="21"/>
-              </w:rPr>
-            </w:pPr>
-            <w:r>
-              <w:rPr>
-                <w:rFonts w:hint="eastAsia"/>
-                <w:szCs w:val="21"/>
-              </w:rPr>
-              <w:t xml:space="preserve"/>
-            </w:r>
-          </w:p>
-        </w:tc>
-        <w:tc>
-          <w:tcPr>
-            <w:tcW w:w="1701" w:type="dxa"/>
-          </w:tcPr>
-          <w:p>
-            <w:pPr>
-              <w:widowControl/>
-              <w:rPr>
-                <w:kern w:val="0"/>
-                <w:szCs w:val="21"/>
-              </w:rPr>
-            </w:pPr>
-            <w:r>
-              <w:rPr>
-                <w:rFonts w:hint="eastAsia"/>
-                <w:szCs w:val="21"/>
-              </w:rPr>
               <w:t xml:space="preserve">其他初始化</w:t>
             </w:r>
           </w:p>
@@ -3198,7 +1997,7 @@
                 <w:rFonts w:hint="eastAsia"/>
                 <w:szCs w:val="21"/>
               </w:rPr>
-              <w:t xml:space="preserve">YL_SU_CSH2_001_002</w:t>
+              <w:t xml:space="preserve">YL_SU_CSH_001_002</w:t>
             </w:r>
           </w:p>
         </w:tc>
@@ -3220,7 +2019,7 @@
                 <w:kern w:val="0"/>
                 <w:szCs w:val="21"/>
               </w:rPr>
-              <w:t xml:space="preserve">通过</w:t>
+              <w:t xml:space="preserve">未通过</w:t>
             </w:r>
           </w:p>
         </w:tc>
@@ -3242,1495 +2041,7 @@
                 <w:kern w:val="0"/>
                 <w:szCs w:val="21"/>
               </w:rPr>
-              <w:t xml:space="preserve"/>
-            </w:r>
-          </w:p>
-        </w:tc>
-      </w:tr>
-      <w:tr>
-        <w:trPr>
-          <w:trHeight w:val="371"/>
-        </w:trPr>
-        <w:tc>
-          <w:tcPr>
-            <w:tcW w:w="542" w:type="dxa"/>
-          </w:tcPr>
-          <w:p>
-            <w:pPr>
-              <w:pStyle w:val="af7"/>
-              <w:widowControl/>
-              <w:ind w:firstLineChars="0" w:firstLine="0"/>
-              <w:jc w:val="center"/>
-              <w:rPr>
-                <w:rFonts w:hint="eastAsia"/>
-                <w:bCs/>
-                <w:kern w:val="0"/>
-                <w:szCs w:val="21"/>
-              </w:rPr>
-            </w:pPr>
-            <w:r>
-              <w:rPr>
-                <w:rFonts w:hint="eastAsia"/>
-                <w:bCs/>
-                <w:kern w:val="0"/>
-                <w:szCs w:val="21"/>
-              </w:rPr>
-              <w:t xml:space="preserve">11</w:t>
-            </w:r>
-          </w:p>
-        </w:tc>
-        <w:tc>
-          <w:tcPr>
-            <w:tcW w:w="1088" w:type="dxa"/>
-            <w:noWrap/>
-            <w:vMerge w:val="continue"/>
-          </w:tcPr>
-          <w:p>
-            <w:pPr>
-              <w:widowControl/>
-              <w:rPr>
-                <w:kern w:val="0"/>
-                <w:szCs w:val="21"/>
-              </w:rPr>
-            </w:pPr>
-            <w:r>
-              <w:rPr>
-                <w:szCs w:val="21"/>
-              </w:rPr>
-              <w:t xml:space="preserve"/>
-            </w:r>
-          </w:p>
-        </w:tc>
-        <w:tc>
-          <w:tcPr>
-            <w:tcW w:w="2041" w:type="dxa"/>
-            <w:noWrap/>
-            <w:vMerge w:val="continue"/>
-          </w:tcPr>
-          <w:p>
-            <w:pPr>
-              <w:adjustRightInd w:val="0"/>
-              <w:rPr>
-                <w:szCs w:val="21"/>
-              </w:rPr>
-            </w:pPr>
-            <w:r>
-              <w:rPr>
-                <w:rFonts w:hint="eastAsia"/>
-                <w:szCs w:val="21"/>
-              </w:rPr>
-              <w:t xml:space="preserve"/>
-            </w:r>
-          </w:p>
-        </w:tc>
-        <w:tc>
-          <w:tcPr>
-            <w:tcW w:w="1134" w:type="dxa"/>
-            <w:noWrap/>
-            <w:vMerge w:val="continue"/>
-          </w:tcPr>
-          <w:p>
-            <w:pPr>
-              <w:widowControl/>
-              <w:rPr>
-                <w:kern w:val="0"/>
-                <w:szCs w:val="21"/>
-              </w:rPr>
-            </w:pPr>
-            <w:r>
-              <w:rPr>
-                <w:rFonts w:hint="eastAsia"/>
-                <w:szCs w:val="21"/>
-              </w:rPr>
-              <w:t xml:space="preserve"/>
-            </w:r>
-          </w:p>
-        </w:tc>
-        <w:tc>
-          <w:tcPr>
-            <w:tcW w:w="1559" w:type="dxa"/>
-            <w:vMerge w:val="continue"/>
-          </w:tcPr>
-          <w:p>
-            <w:pPr>
-              <w:widowControl/>
-              <w:rPr>
-                <w:bCs/>
-                <w:kern w:val="0"/>
-                <w:szCs w:val="21"/>
-              </w:rPr>
-            </w:pPr>
-            <w:r>
-              <w:rPr>
-                <w:rFonts w:hint="eastAsia"/>
-                <w:szCs w:val="21"/>
-              </w:rPr>
-              <w:t xml:space="preserve"/>
-            </w:r>
-          </w:p>
-        </w:tc>
-        <w:tc>
-          <w:tcPr>
-            <w:tcW w:w="1843" w:type="dxa"/>
-            <w:noWrap/>
-            <w:vMerge w:val="continue"/>
-          </w:tcPr>
-          <w:p>
-            <w:pPr>
-              <w:widowControl/>
-              <w:rPr>
-                <w:kern w:val="0"/>
-                <w:szCs w:val="21"/>
-              </w:rPr>
-            </w:pPr>
-            <w:r>
-              <w:rPr>
-                <w:rFonts w:hint="eastAsia"/>
-                <w:szCs w:val="21"/>
-              </w:rPr>
-              <w:t xml:space="preserve"/>
-            </w:r>
-          </w:p>
-        </w:tc>
-        <w:tc>
-          <w:tcPr>
-            <w:tcW w:w="1701" w:type="dxa"/>
-          </w:tcPr>
-          <w:p>
-            <w:pPr>
-              <w:widowControl/>
-              <w:rPr>
-                <w:kern w:val="0"/>
-                <w:szCs w:val="21"/>
-              </w:rPr>
-            </w:pPr>
-            <w:r>
-              <w:rPr>
-                <w:rFonts w:hint="eastAsia"/>
-                <w:szCs w:val="21"/>
-              </w:rPr>
-              <w:t xml:space="preserve">串口波特率用例</w:t>
-            </w:r>
-          </w:p>
-        </w:tc>
-        <w:tc>
-          <w:tcPr>
-            <w:tcW w:w="1984" w:type="dxa"/>
-            <w:noWrap/>
-          </w:tcPr>
-          <w:p>
-            <w:pPr>
-              <w:widowControl/>
-              <w:rPr>
-                <w:kern w:val="0"/>
-                <w:szCs w:val="21"/>
-              </w:rPr>
-            </w:pPr>
-            <w:r>
-              <w:rPr>
-                <w:rFonts w:hint="eastAsia"/>
-                <w:szCs w:val="21"/>
-              </w:rPr>
-              <w:t xml:space="preserve">YL_SU_CSH2_001_003</w:t>
-            </w:r>
-          </w:p>
-        </w:tc>
-        <w:tc>
-          <w:tcPr>
-            <w:tcW w:w="851" w:type="dxa"/>
-          </w:tcPr>
-          <w:p>
-            <w:pPr>
-              <w:widowControl/>
-              <w:rPr>
-                <w:kern w:val="0"/>
-                <w:szCs w:val="21"/>
-              </w:rPr>
-            </w:pPr>
-            <w:r>
-              <w:rPr>
-                <w:rFonts w:hint="eastAsia"/>
-                <w:kern w:val="0"/>
-                <w:szCs w:val="21"/>
-              </w:rPr>
-              <w:t xml:space="preserve">通过</w:t>
-            </w:r>
-          </w:p>
-        </w:tc>
-        <w:tc>
-          <w:tcPr>
-            <w:tcW w:w="1548" w:type="dxa"/>
-          </w:tcPr>
-          <w:p>
-            <w:pPr>
-              <w:widowControl/>
-              <w:rPr>
-                <w:kern w:val="0"/>
-                <w:szCs w:val="21"/>
-              </w:rPr>
-            </w:pPr>
-            <w:r>
-              <w:rPr>
-                <w:rFonts w:hint="eastAsia"/>
-                <w:kern w:val="0"/>
-                <w:szCs w:val="21"/>
-              </w:rPr>
-              <w:t xml:space="preserve"/>
-            </w:r>
-          </w:p>
-        </w:tc>
-      </w:tr>
-      <w:tr>
-        <w:trPr>
-          <w:trHeight w:val="371"/>
-        </w:trPr>
-        <w:tc>
-          <w:tcPr>
-            <w:tcW w:w="542" w:type="dxa"/>
-          </w:tcPr>
-          <w:p>
-            <w:pPr>
-              <w:pStyle w:val="af7"/>
-              <w:widowControl/>
-              <w:ind w:firstLineChars="0" w:firstLine="0"/>
-              <w:jc w:val="center"/>
-              <w:rPr>
-                <w:rFonts w:hint="eastAsia"/>
-                <w:bCs/>
-                <w:kern w:val="0"/>
-                <w:szCs w:val="21"/>
-              </w:rPr>
-            </w:pPr>
-            <w:r>
-              <w:rPr>
-                <w:rFonts w:hint="eastAsia"/>
-                <w:bCs/>
-                <w:kern w:val="0"/>
-                <w:szCs w:val="21"/>
-              </w:rPr>
-              <w:t xml:space="preserve">12</w:t>
-            </w:r>
-          </w:p>
-        </w:tc>
-        <w:tc>
-          <w:tcPr>
-            <w:tcW w:w="1088" w:type="dxa"/>
-            <w:noWrap/>
-            <w:vMerge w:val="restart"/>
-          </w:tcPr>
-          <w:p>
-            <w:pPr>
-              <w:widowControl/>
-              <w:rPr>
-                <w:kern w:val="0"/>
-                <w:szCs w:val="21"/>
-              </w:rPr>
-            </w:pPr>
-            <w:r>
-              <w:rPr>
-                <w:szCs w:val="21"/>
-              </w:rPr>
-              <w:t xml:space="preserve">/</w:t>
-            </w:r>
-          </w:p>
-        </w:tc>
-        <w:tc>
-          <w:tcPr>
-            <w:tcW w:w="2041" w:type="dxa"/>
-            <w:noWrap/>
-            <w:vMerge w:val="restart"/>
-          </w:tcPr>
-          <w:p>
-            <w:pPr>
-              <w:adjustRightInd w:val="0"/>
-              <w:rPr>
-                <w:szCs w:val="21"/>
-              </w:rPr>
-            </w:pPr>
-            <w:r>
-              <w:rPr>
-                <w:rFonts w:hint="eastAsia"/>
-                <w:szCs w:val="21"/>
-              </w:rPr>
-              <w:t xml:space="preserve">人机交互完整性</w:t>
-            </w:r>
-          </w:p>
-        </w:tc>
-        <w:tc>
-          <w:tcPr>
-            <w:tcW w:w="1134" w:type="dxa"/>
-            <w:noWrap/>
-            <w:vMerge w:val="restart"/>
-          </w:tcPr>
-          <w:p>
-            <w:pPr>
-              <w:widowControl/>
-              <w:rPr>
-                <w:kern w:val="0"/>
-                <w:szCs w:val="21"/>
-              </w:rPr>
-            </w:pPr>
-            <w:r>
-              <w:rPr>
-                <w:rFonts w:hint="eastAsia"/>
-                <w:szCs w:val="21"/>
-              </w:rPr>
-              <w:t xml:space="preserve">6.2.5.1</w:t>
-            </w:r>
-            <w:r>
-              <w:rPr>
-                <w:szCs w:val="21"/>
-              </w:rPr>
-              <w:t xml:space="preserve"/>
-            </w:r>
-          </w:p>
-        </w:tc>
-        <w:tc>
-          <w:tcPr>
-            <w:tcW w:w="1559" w:type="dxa"/>
-            <w:vMerge w:val="restart"/>
-          </w:tcPr>
-          <w:p>
-            <w:pPr>
-              <w:widowControl/>
-              <w:rPr>
-                <w:bCs/>
-                <w:kern w:val="0"/>
-                <w:szCs w:val="21"/>
-              </w:rPr>
-            </w:pPr>
-            <w:r>
-              <w:rPr>
-                <w:rFonts w:hint="eastAsia"/>
-                <w:szCs w:val="21"/>
-              </w:rPr>
-              <w:t xml:space="preserve">人机交互完整性测试</w:t>
-            </w:r>
-            <w:r>
-              <w:rPr>
-                <w:szCs w:val="21"/>
-              </w:rPr>
-              <w:t xml:space="preserve"/>
-            </w:r>
-          </w:p>
-        </w:tc>
-        <w:tc>
-          <w:tcPr>
-            <w:tcW w:w="1843" w:type="dxa"/>
-            <w:noWrap/>
-            <w:vMerge w:val="restart"/>
-          </w:tcPr>
-          <w:p>
-            <w:pPr>
-              <w:widowControl/>
-              <w:rPr>
-                <w:kern w:val="0"/>
-                <w:szCs w:val="21"/>
-              </w:rPr>
-            </w:pPr>
-            <w:r>
-              <w:rPr>
-                <w:rFonts w:hint="eastAsia"/>
-                <w:szCs w:val="21"/>
-              </w:rPr>
-              <w:t xml:space="preserve">XQ_GUI_WZXC_001</w:t>
-            </w:r>
-            <w:r>
-              <w:rPr>
-                <w:szCs w:val="21"/>
-              </w:rPr>
-              <w:t xml:space="preserve"/>
-            </w:r>
-          </w:p>
-        </w:tc>
-        <w:tc>
-          <w:tcPr>
-            <w:tcW w:w="1701" w:type="dxa"/>
-          </w:tcPr>
-          <w:p>
-            <w:pPr>
-              <w:widowControl/>
-              <w:rPr>
-                <w:kern w:val="0"/>
-                <w:szCs w:val="21"/>
-              </w:rPr>
-            </w:pPr>
-            <w:r>
-              <w:rPr>
-                <w:rFonts w:hint="eastAsia"/>
-                <w:szCs w:val="21"/>
-              </w:rPr>
-              <w:t xml:space="preserve">人机交互完整性测试</w:t>
-            </w:r>
-          </w:p>
-        </w:tc>
-        <w:tc>
-          <w:tcPr>
-            <w:tcW w:w="1984" w:type="dxa"/>
-            <w:noWrap/>
-          </w:tcPr>
-          <w:p>
-            <w:pPr>
-              <w:widowControl/>
-              <w:rPr>
-                <w:kern w:val="0"/>
-                <w:szCs w:val="21"/>
-              </w:rPr>
-            </w:pPr>
-            <w:r>
-              <w:rPr>
-                <w:rFonts w:hint="eastAsia"/>
-                <w:szCs w:val="21"/>
-              </w:rPr>
-              <w:t xml:space="preserve">YL_GUI_WZXC_001_001</w:t>
-            </w:r>
-          </w:p>
-        </w:tc>
-        <w:tc>
-          <w:tcPr>
-            <w:tcW w:w="851" w:type="dxa"/>
-          </w:tcPr>
-          <w:p>
-            <w:pPr>
-              <w:widowControl/>
-              <w:rPr>
-                <w:kern w:val="0"/>
-                <w:szCs w:val="21"/>
-              </w:rPr>
-            </w:pPr>
-            <w:r>
-              <w:rPr>
-                <w:rFonts w:hint="eastAsia"/>
-                <w:kern w:val="0"/>
-                <w:szCs w:val="21"/>
-              </w:rPr>
-              <w:t xml:space="preserve">通过</w:t>
-            </w:r>
-          </w:p>
-        </w:tc>
-        <w:tc>
-          <w:tcPr>
-            <w:tcW w:w="1548" w:type="dxa"/>
-          </w:tcPr>
-          <w:p>
-            <w:pPr>
-              <w:widowControl/>
-              <w:rPr>
-                <w:kern w:val="0"/>
-                <w:szCs w:val="21"/>
-              </w:rPr>
-            </w:pPr>
-            <w:r>
-              <w:rPr>
-                <w:rFonts w:hint="eastAsia"/>
-                <w:kern w:val="0"/>
-                <w:szCs w:val="21"/>
-              </w:rPr>
-              <w:t xml:space="preserve"/>
-            </w:r>
-          </w:p>
-        </w:tc>
-      </w:tr>
-      <w:tr>
-        <w:trPr>
-          <w:trHeight w:val="371"/>
-        </w:trPr>
-        <w:tc>
-          <w:tcPr>
-            <w:tcW w:w="542" w:type="dxa"/>
-          </w:tcPr>
-          <w:p>
-            <w:pPr>
-              <w:pStyle w:val="af7"/>
-              <w:widowControl/>
-              <w:ind w:firstLineChars="0" w:firstLine="0"/>
-              <w:jc w:val="center"/>
-              <w:rPr>
-                <w:rFonts w:hint="eastAsia"/>
-                <w:bCs/>
-                <w:kern w:val="0"/>
-                <w:szCs w:val="21"/>
-              </w:rPr>
-            </w:pPr>
-            <w:r>
-              <w:rPr>
-                <w:rFonts w:hint="eastAsia"/>
-                <w:bCs/>
-                <w:kern w:val="0"/>
-                <w:szCs w:val="21"/>
-              </w:rPr>
-              <w:t xml:space="preserve">13</w:t>
-            </w:r>
-          </w:p>
-        </w:tc>
-        <w:tc>
-          <w:tcPr>
-            <w:tcW w:w="1088" w:type="dxa"/>
-            <w:noWrap/>
-            <w:vMerge w:val="restart"/>
-          </w:tcPr>
-          <w:p>
-            <w:pPr>
-              <w:widowControl/>
-              <w:rPr>
-                <w:kern w:val="0"/>
-                <w:szCs w:val="21"/>
-              </w:rPr>
-            </w:pPr>
-            <w:r>
-              <w:rPr>
-                <w:szCs w:val="21"/>
-              </w:rPr>
-              <w:t xml:space="preserve">/</w:t>
-            </w:r>
-          </w:p>
-        </w:tc>
-        <w:tc>
-          <w:tcPr>
-            <w:tcW w:w="2041" w:type="dxa"/>
-            <w:noWrap/>
-            <w:vMerge w:val="restart"/>
-          </w:tcPr>
-          <w:p>
-            <w:pPr>
-              <w:adjustRightInd w:val="0"/>
-              <w:rPr>
-                <w:szCs w:val="21"/>
-              </w:rPr>
-            </w:pPr>
-            <w:r>
-              <w:rPr>
-                <w:rFonts w:hint="eastAsia"/>
-                <w:szCs w:val="21"/>
-              </w:rPr>
-              <w:t xml:space="preserve">人机交互界面一致性</w:t>
-            </w:r>
-          </w:p>
-        </w:tc>
-        <w:tc>
-          <w:tcPr>
-            <w:tcW w:w="1134" w:type="dxa"/>
-            <w:noWrap/>
-            <w:vMerge w:val="restart"/>
-          </w:tcPr>
-          <w:p>
-            <w:pPr>
-              <w:widowControl/>
-              <w:rPr>
-                <w:kern w:val="0"/>
-                <w:szCs w:val="21"/>
-              </w:rPr>
-            </w:pPr>
-            <w:r>
-              <w:rPr>
-                <w:rFonts w:hint="eastAsia"/>
-                <w:szCs w:val="21"/>
-              </w:rPr>
-              <w:t xml:space="preserve">6.2.5.2</w:t>
-            </w:r>
-            <w:r>
-              <w:rPr>
-                <w:szCs w:val="21"/>
-              </w:rPr>
-              <w:t xml:space="preserve"/>
-            </w:r>
-          </w:p>
-        </w:tc>
-        <w:tc>
-          <w:tcPr>
-            <w:tcW w:w="1559" w:type="dxa"/>
-            <w:vMerge w:val="restart"/>
-          </w:tcPr>
-          <w:p>
-            <w:pPr>
-              <w:widowControl/>
-              <w:rPr>
-                <w:bCs/>
-                <w:kern w:val="0"/>
-                <w:szCs w:val="21"/>
-              </w:rPr>
-            </w:pPr>
-            <w:r>
-              <w:rPr>
-                <w:rFonts w:hint="eastAsia"/>
-                <w:szCs w:val="21"/>
-              </w:rPr>
-              <w:t xml:space="preserve">人机交互界面一致性测试</w:t>
-            </w:r>
-            <w:r>
-              <w:rPr>
-                <w:szCs w:val="21"/>
-              </w:rPr>
-              <w:t xml:space="preserve"/>
-            </w:r>
-          </w:p>
-        </w:tc>
-        <w:tc>
-          <w:tcPr>
-            <w:tcW w:w="1843" w:type="dxa"/>
-            <w:noWrap/>
-            <w:vMerge w:val="restart"/>
-          </w:tcPr>
-          <w:p>
-            <w:pPr>
-              <w:widowControl/>
-              <w:rPr>
-                <w:kern w:val="0"/>
-                <w:szCs w:val="21"/>
-              </w:rPr>
-            </w:pPr>
-            <w:r>
-              <w:rPr>
-                <w:rFonts w:hint="eastAsia"/>
-                <w:szCs w:val="21"/>
-              </w:rPr>
-              <w:t xml:space="preserve">XQ_GUI_YZXC_001</w:t>
-            </w:r>
-            <w:r>
-              <w:rPr>
-                <w:szCs w:val="21"/>
-              </w:rPr>
-              <w:t xml:space="preserve"/>
-            </w:r>
-          </w:p>
-        </w:tc>
-        <w:tc>
-          <w:tcPr>
-            <w:tcW w:w="1701" w:type="dxa"/>
-          </w:tcPr>
-          <w:p>
-            <w:pPr>
-              <w:widowControl/>
-              <w:rPr>
-                <w:kern w:val="0"/>
-                <w:szCs w:val="21"/>
-              </w:rPr>
-            </w:pPr>
-            <w:r>
-              <w:rPr>
-                <w:rFonts w:hint="eastAsia"/>
-                <w:szCs w:val="21"/>
-              </w:rPr>
-              <w:t xml:space="preserve">人机交互界面一致性测试</w:t>
-            </w:r>
-          </w:p>
-        </w:tc>
-        <w:tc>
-          <w:tcPr>
-            <w:tcW w:w="1984" w:type="dxa"/>
-            <w:noWrap/>
-          </w:tcPr>
-          <w:p>
-            <w:pPr>
-              <w:widowControl/>
-              <w:rPr>
-                <w:kern w:val="0"/>
-                <w:szCs w:val="21"/>
-              </w:rPr>
-            </w:pPr>
-            <w:r>
-              <w:rPr>
-                <w:rFonts w:hint="eastAsia"/>
-                <w:szCs w:val="21"/>
-              </w:rPr>
-              <w:t xml:space="preserve">YL_GUI_YZXC_001_001</w:t>
-            </w:r>
-          </w:p>
-        </w:tc>
-        <w:tc>
-          <w:tcPr>
-            <w:tcW w:w="851" w:type="dxa"/>
-          </w:tcPr>
-          <w:p>
-            <w:pPr>
-              <w:widowControl/>
-              <w:rPr>
-                <w:kern w:val="0"/>
-                <w:szCs w:val="21"/>
-              </w:rPr>
-            </w:pPr>
-            <w:r>
-              <w:rPr>
-                <w:rFonts w:hint="eastAsia"/>
-                <w:kern w:val="0"/>
-                <w:szCs w:val="21"/>
-              </w:rPr>
-              <w:t xml:space="preserve">通过</w:t>
-            </w:r>
-          </w:p>
-        </w:tc>
-        <w:tc>
-          <w:tcPr>
-            <w:tcW w:w="1548" w:type="dxa"/>
-          </w:tcPr>
-          <w:p>
-            <w:pPr>
-              <w:widowControl/>
-              <w:rPr>
-                <w:kern w:val="0"/>
-                <w:szCs w:val="21"/>
-              </w:rPr>
-            </w:pPr>
-            <w:r>
-              <w:rPr>
-                <w:rFonts w:hint="eastAsia"/>
-                <w:kern w:val="0"/>
-                <w:szCs w:val="21"/>
-              </w:rPr>
-              <w:t xml:space="preserve"/>
-            </w:r>
-          </w:p>
-        </w:tc>
-      </w:tr>
-      <w:tr>
-        <w:trPr>
-          <w:trHeight w:val="371"/>
-        </w:trPr>
-        <w:tc>
-          <w:tcPr>
-            <w:tcW w:w="542" w:type="dxa"/>
-          </w:tcPr>
-          <w:p>
-            <w:pPr>
-              <w:pStyle w:val="af7"/>
-              <w:widowControl/>
-              <w:ind w:firstLineChars="0" w:firstLine="0"/>
-              <w:jc w:val="center"/>
-              <w:rPr>
-                <w:rFonts w:hint="eastAsia"/>
-                <w:bCs/>
-                <w:kern w:val="0"/>
-                <w:szCs w:val="21"/>
-              </w:rPr>
-            </w:pPr>
-            <w:r>
-              <w:rPr>
-                <w:rFonts w:hint="eastAsia"/>
-                <w:bCs/>
-                <w:kern w:val="0"/>
-                <w:szCs w:val="21"/>
-              </w:rPr>
-              <w:t xml:space="preserve">14</w:t>
-            </w:r>
-          </w:p>
-        </w:tc>
-        <w:tc>
-          <w:tcPr>
-            <w:tcW w:w="1088" w:type="dxa"/>
-            <w:noWrap/>
-            <w:vMerge w:val="restart"/>
-          </w:tcPr>
-          <w:p>
-            <w:pPr>
-              <w:widowControl/>
-              <w:rPr>
-                <w:kern w:val="0"/>
-                <w:szCs w:val="21"/>
-              </w:rPr>
-            </w:pPr>
-            <w:r>
-              <w:rPr>
-                <w:szCs w:val="21"/>
-              </w:rPr>
-              <w:t xml:space="preserve">/</w:t>
-            </w:r>
-          </w:p>
-        </w:tc>
-        <w:tc>
-          <w:tcPr>
-            <w:tcW w:w="2041" w:type="dxa"/>
-            <w:noWrap/>
-            <w:vMerge w:val="restart"/>
-          </w:tcPr>
-          <w:p>
-            <w:pPr>
-              <w:adjustRightInd w:val="0"/>
-              <w:rPr>
-                <w:szCs w:val="21"/>
-              </w:rPr>
-            </w:pPr>
-            <w:r>
-              <w:rPr>
-                <w:rFonts w:hint="eastAsia"/>
-                <w:szCs w:val="21"/>
-              </w:rPr>
-              <w:t xml:space="preserve">人机交互界面友好性</w:t>
-            </w:r>
-          </w:p>
-        </w:tc>
-        <w:tc>
-          <w:tcPr>
-            <w:tcW w:w="1134" w:type="dxa"/>
-            <w:noWrap/>
-            <w:vMerge w:val="restart"/>
-          </w:tcPr>
-          <w:p>
-            <w:pPr>
-              <w:widowControl/>
-              <w:rPr>
-                <w:kern w:val="0"/>
-                <w:szCs w:val="21"/>
-              </w:rPr>
-            </w:pPr>
-            <w:r>
-              <w:rPr>
-                <w:rFonts w:hint="eastAsia"/>
-                <w:szCs w:val="21"/>
-              </w:rPr>
-              <w:t xml:space="preserve">6.2.5.3</w:t>
-            </w:r>
-            <w:r>
-              <w:rPr>
-                <w:szCs w:val="21"/>
-              </w:rPr>
-              <w:t xml:space="preserve"/>
-            </w:r>
-          </w:p>
-        </w:tc>
-        <w:tc>
-          <w:tcPr>
-            <w:tcW w:w="1559" w:type="dxa"/>
-            <w:vMerge w:val="restart"/>
-          </w:tcPr>
-          <w:p>
-            <w:pPr>
-              <w:widowControl/>
-              <w:rPr>
-                <w:bCs/>
-                <w:kern w:val="0"/>
-                <w:szCs w:val="21"/>
-              </w:rPr>
-            </w:pPr>
-            <w:r>
-              <w:rPr>
-                <w:rFonts w:hint="eastAsia"/>
-                <w:szCs w:val="21"/>
-              </w:rPr>
-              <w:t xml:space="preserve">人机交互界面友好性测试</w:t>
-            </w:r>
-            <w:r>
-              <w:rPr>
-                <w:szCs w:val="21"/>
-              </w:rPr>
-              <w:t xml:space="preserve"/>
-            </w:r>
-          </w:p>
-        </w:tc>
-        <w:tc>
-          <w:tcPr>
-            <w:tcW w:w="1843" w:type="dxa"/>
-            <w:noWrap/>
-            <w:vMerge w:val="restart"/>
-          </w:tcPr>
-          <w:p>
-            <w:pPr>
-              <w:widowControl/>
-              <w:rPr>
-                <w:kern w:val="0"/>
-                <w:szCs w:val="21"/>
-              </w:rPr>
-            </w:pPr>
-            <w:r>
-              <w:rPr>
-                <w:rFonts w:hint="eastAsia"/>
-                <w:szCs w:val="21"/>
-              </w:rPr>
-              <w:t xml:space="preserve">XQ_GUI_YHXC_001</w:t>
-            </w:r>
-            <w:r>
-              <w:rPr>
-                <w:szCs w:val="21"/>
-              </w:rPr>
-              <w:t xml:space="preserve"/>
-            </w:r>
-          </w:p>
-        </w:tc>
-        <w:tc>
-          <w:tcPr>
-            <w:tcW w:w="1701" w:type="dxa"/>
-          </w:tcPr>
-          <w:p>
-            <w:pPr>
-              <w:widowControl/>
-              <w:rPr>
-                <w:kern w:val="0"/>
-                <w:szCs w:val="21"/>
-              </w:rPr>
-            </w:pPr>
-            <w:r>
-              <w:rPr>
-                <w:rFonts w:hint="eastAsia"/>
-                <w:szCs w:val="21"/>
-              </w:rPr>
-              <w:t xml:space="preserve">人机交互界面友好性测试</w:t>
-            </w:r>
-          </w:p>
-        </w:tc>
-        <w:tc>
-          <w:tcPr>
-            <w:tcW w:w="1984" w:type="dxa"/>
-            <w:noWrap/>
-          </w:tcPr>
-          <w:p>
-            <w:pPr>
-              <w:widowControl/>
-              <w:rPr>
-                <w:kern w:val="0"/>
-                <w:szCs w:val="21"/>
-              </w:rPr>
-            </w:pPr>
-            <w:r>
-              <w:rPr>
-                <w:rFonts w:hint="eastAsia"/>
-                <w:szCs w:val="21"/>
-              </w:rPr>
-              <w:t xml:space="preserve">YL_GUI_YHXC_001_001</w:t>
-            </w:r>
-          </w:p>
-        </w:tc>
-        <w:tc>
-          <w:tcPr>
-            <w:tcW w:w="851" w:type="dxa"/>
-          </w:tcPr>
-          <w:p>
-            <w:pPr>
-              <w:widowControl/>
-              <w:rPr>
-                <w:kern w:val="0"/>
-                <w:szCs w:val="21"/>
-              </w:rPr>
-            </w:pPr>
-            <w:r>
-              <w:rPr>
-                <w:rFonts w:hint="eastAsia"/>
-                <w:kern w:val="0"/>
-                <w:szCs w:val="21"/>
-              </w:rPr>
-              <w:t xml:space="preserve">通过</w:t>
-            </w:r>
-          </w:p>
-        </w:tc>
-        <w:tc>
-          <w:tcPr>
-            <w:tcW w:w="1548" w:type="dxa"/>
-          </w:tcPr>
-          <w:p>
-            <w:pPr>
-              <w:widowControl/>
-              <w:rPr>
-                <w:kern w:val="0"/>
-                <w:szCs w:val="21"/>
-              </w:rPr>
-            </w:pPr>
-            <w:r>
-              <w:rPr>
-                <w:rFonts w:hint="eastAsia"/>
-                <w:kern w:val="0"/>
-                <w:szCs w:val="21"/>
-              </w:rPr>
-              <w:t xml:space="preserve"/>
-            </w:r>
-          </w:p>
-        </w:tc>
-      </w:tr>
-      <w:tr>
-        <w:trPr>
-          <w:trHeight w:val="371"/>
-        </w:trPr>
-        <w:tc>
-          <w:tcPr>
-            <w:tcW w:w="542" w:type="dxa"/>
-          </w:tcPr>
-          <w:p>
-            <w:pPr>
-              <w:pStyle w:val="af7"/>
-              <w:widowControl/>
-              <w:ind w:firstLineChars="0" w:firstLine="0"/>
-              <w:jc w:val="center"/>
-              <w:rPr>
-                <w:rFonts w:hint="eastAsia"/>
-                <w:bCs/>
-                <w:kern w:val="0"/>
-                <w:szCs w:val="21"/>
-              </w:rPr>
-            </w:pPr>
-            <w:r>
-              <w:rPr>
-                <w:rFonts w:hint="eastAsia"/>
-                <w:bCs/>
-                <w:kern w:val="0"/>
-                <w:szCs w:val="21"/>
-              </w:rPr>
-              <w:t xml:space="preserve">15</w:t>
-            </w:r>
-          </w:p>
-        </w:tc>
-        <w:tc>
-          <w:tcPr>
-            <w:tcW w:w="1088" w:type="dxa"/>
-            <w:noWrap/>
-            <w:vMerge w:val="restart"/>
-          </w:tcPr>
-          <w:p>
-            <w:pPr>
-              <w:widowControl/>
-              <w:rPr>
-                <w:kern w:val="0"/>
-                <w:szCs w:val="21"/>
-              </w:rPr>
-            </w:pPr>
-            <w:r>
-              <w:rPr>
-                <w:szCs w:val="21"/>
-              </w:rPr>
-              <w:t xml:space="preserve">/</w:t>
-            </w:r>
-          </w:p>
-        </w:tc>
-        <w:tc>
-          <w:tcPr>
-            <w:tcW w:w="2041" w:type="dxa"/>
-            <w:noWrap/>
-            <w:vMerge w:val="restart"/>
-          </w:tcPr>
-          <w:p>
-            <w:pPr>
-              <w:adjustRightInd w:val="0"/>
-              <w:rPr>
-                <w:szCs w:val="21"/>
-              </w:rPr>
-            </w:pPr>
-            <w:r>
-              <w:rPr>
-                <w:rFonts w:hint="eastAsia"/>
-                <w:szCs w:val="21"/>
-              </w:rPr>
-              <w:t xml:space="preserve">人机交互界面易操作性</w:t>
-            </w:r>
-          </w:p>
-        </w:tc>
-        <w:tc>
-          <w:tcPr>
-            <w:tcW w:w="1134" w:type="dxa"/>
-            <w:noWrap/>
-            <w:vMerge w:val="restart"/>
-          </w:tcPr>
-          <w:p>
-            <w:pPr>
-              <w:widowControl/>
-              <w:rPr>
-                <w:kern w:val="0"/>
-                <w:szCs w:val="21"/>
-              </w:rPr>
-            </w:pPr>
-            <w:r>
-              <w:rPr>
-                <w:rFonts w:hint="eastAsia"/>
-                <w:szCs w:val="21"/>
-              </w:rPr>
-              <w:t xml:space="preserve">6.2.5.4</w:t>
-            </w:r>
-            <w:r>
-              <w:rPr>
-                <w:szCs w:val="21"/>
-              </w:rPr>
-              <w:t xml:space="preserve"/>
-            </w:r>
-          </w:p>
-        </w:tc>
-        <w:tc>
-          <w:tcPr>
-            <w:tcW w:w="1559" w:type="dxa"/>
-            <w:vMerge w:val="restart"/>
-          </w:tcPr>
-          <w:p>
-            <w:pPr>
-              <w:widowControl/>
-              <w:rPr>
-                <w:bCs/>
-                <w:kern w:val="0"/>
-                <w:szCs w:val="21"/>
-              </w:rPr>
-            </w:pPr>
-            <w:r>
-              <w:rPr>
-                <w:rFonts w:hint="eastAsia"/>
-                <w:szCs w:val="21"/>
-              </w:rPr>
-              <w:t xml:space="preserve">人机交互界面易操作性测试</w:t>
-            </w:r>
-            <w:r>
-              <w:rPr>
-                <w:szCs w:val="21"/>
-              </w:rPr>
-              <w:t xml:space="preserve"/>
-            </w:r>
-          </w:p>
-        </w:tc>
-        <w:tc>
-          <w:tcPr>
-            <w:tcW w:w="1843" w:type="dxa"/>
-            <w:noWrap/>
-            <w:vMerge w:val="restart"/>
-          </w:tcPr>
-          <w:p>
-            <w:pPr>
-              <w:widowControl/>
-              <w:rPr>
-                <w:kern w:val="0"/>
-                <w:szCs w:val="21"/>
-              </w:rPr>
-            </w:pPr>
-            <w:r>
-              <w:rPr>
-                <w:rFonts w:hint="eastAsia"/>
-                <w:szCs w:val="21"/>
-              </w:rPr>
-              <w:t xml:space="preserve">XQ_GUI_YCZX_001</w:t>
-            </w:r>
-            <w:r>
-              <w:rPr>
-                <w:szCs w:val="21"/>
-              </w:rPr>
-              <w:t xml:space="preserve"/>
-            </w:r>
-          </w:p>
-        </w:tc>
-        <w:tc>
-          <w:tcPr>
-            <w:tcW w:w="1701" w:type="dxa"/>
-          </w:tcPr>
-          <w:p>
-            <w:pPr>
-              <w:widowControl/>
-              <w:rPr>
-                <w:kern w:val="0"/>
-                <w:szCs w:val="21"/>
-              </w:rPr>
-            </w:pPr>
-            <w:r>
-              <w:rPr>
-                <w:rFonts w:hint="eastAsia"/>
-                <w:szCs w:val="21"/>
-              </w:rPr>
-              <w:t xml:space="preserve">人机交互界面易操作性测试</w:t>
-            </w:r>
-          </w:p>
-        </w:tc>
-        <w:tc>
-          <w:tcPr>
-            <w:tcW w:w="1984" w:type="dxa"/>
-            <w:noWrap/>
-          </w:tcPr>
-          <w:p>
-            <w:pPr>
-              <w:widowControl/>
-              <w:rPr>
-                <w:kern w:val="0"/>
-                <w:szCs w:val="21"/>
-              </w:rPr>
-            </w:pPr>
-            <w:r>
-              <w:rPr>
-                <w:rFonts w:hint="eastAsia"/>
-                <w:szCs w:val="21"/>
-              </w:rPr>
-              <w:t xml:space="preserve">YL_GUI_YCZX_001_001</w:t>
-            </w:r>
-          </w:p>
-        </w:tc>
-        <w:tc>
-          <w:tcPr>
-            <w:tcW w:w="851" w:type="dxa"/>
-          </w:tcPr>
-          <w:p>
-            <w:pPr>
-              <w:widowControl/>
-              <w:rPr>
-                <w:kern w:val="0"/>
-                <w:szCs w:val="21"/>
-              </w:rPr>
-            </w:pPr>
-            <w:r>
-              <w:rPr>
-                <w:rFonts w:hint="eastAsia"/>
-                <w:kern w:val="0"/>
-                <w:szCs w:val="21"/>
-              </w:rPr>
-              <w:t xml:space="preserve">通过</w:t>
-            </w:r>
-          </w:p>
-        </w:tc>
-        <w:tc>
-          <w:tcPr>
-            <w:tcW w:w="1548" w:type="dxa"/>
-          </w:tcPr>
-          <w:p>
-            <w:pPr>
-              <w:widowControl/>
-              <w:rPr>
-                <w:kern w:val="0"/>
-                <w:szCs w:val="21"/>
-              </w:rPr>
-            </w:pPr>
-            <w:r>
-              <w:rPr>
-                <w:rFonts w:hint="eastAsia"/>
-                <w:kern w:val="0"/>
-                <w:szCs w:val="21"/>
-              </w:rPr>
-              <w:t xml:space="preserve"/>
-            </w:r>
-          </w:p>
-        </w:tc>
-      </w:tr>
-      <w:tr>
-        <w:trPr>
-          <w:trHeight w:val="371"/>
-        </w:trPr>
-        <w:tc>
-          <w:tcPr>
-            <w:tcW w:w="542" w:type="dxa"/>
-          </w:tcPr>
-          <w:p>
-            <w:pPr>
-              <w:pStyle w:val="af7"/>
-              <w:widowControl/>
-              <w:ind w:firstLineChars="0" w:firstLine="0"/>
-              <w:jc w:val="center"/>
-              <w:rPr>
-                <w:rFonts w:hint="eastAsia"/>
-                <w:bCs/>
-                <w:kern w:val="0"/>
-                <w:szCs w:val="21"/>
-              </w:rPr>
-            </w:pPr>
-            <w:r>
-              <w:rPr>
-                <w:rFonts w:hint="eastAsia"/>
-                <w:bCs/>
-                <w:kern w:val="0"/>
-                <w:szCs w:val="21"/>
-              </w:rPr>
-              <w:t xml:space="preserve">16</w:t>
-            </w:r>
-          </w:p>
-        </w:tc>
-        <w:tc>
-          <w:tcPr>
-            <w:tcW w:w="1088" w:type="dxa"/>
-            <w:noWrap/>
-            <w:vMerge w:val="restart"/>
-          </w:tcPr>
-          <w:p>
-            <w:pPr>
-              <w:widowControl/>
-              <w:rPr>
-                <w:kern w:val="0"/>
-                <w:szCs w:val="21"/>
-              </w:rPr>
-            </w:pPr>
-            <w:r>
-              <w:rPr>
-                <w:szCs w:val="21"/>
-              </w:rPr>
-              <w:t xml:space="preserve">/</w:t>
-            </w:r>
-          </w:p>
-        </w:tc>
-        <w:tc>
-          <w:tcPr>
-            <w:tcW w:w="2041" w:type="dxa"/>
-            <w:noWrap/>
-            <w:vMerge w:val="restart"/>
-          </w:tcPr>
-          <w:p>
-            <w:pPr>
-              <w:adjustRightInd w:val="0"/>
-              <w:rPr>
-                <w:szCs w:val="21"/>
-              </w:rPr>
-            </w:pPr>
-            <w:r>
-              <w:rPr>
-                <w:rFonts w:hint="eastAsia"/>
-                <w:szCs w:val="21"/>
-              </w:rPr>
-              <w:t xml:space="preserve">人机交互界面操作测试</w:t>
-            </w:r>
-          </w:p>
-        </w:tc>
-        <w:tc>
-          <w:tcPr>
-            <w:tcW w:w="1134" w:type="dxa"/>
-            <w:noWrap/>
-            <w:vMerge w:val="restart"/>
-          </w:tcPr>
-          <w:p>
-            <w:pPr>
-              <w:widowControl/>
-              <w:rPr>
-                <w:kern w:val="0"/>
-                <w:szCs w:val="21"/>
-              </w:rPr>
-            </w:pPr>
-            <w:r>
-              <w:rPr>
-                <w:rFonts w:hint="eastAsia"/>
-                <w:szCs w:val="21"/>
-              </w:rPr>
-              <w:t xml:space="preserve">6.2.5.5</w:t>
-            </w:r>
-            <w:r>
-              <w:rPr>
-                <w:szCs w:val="21"/>
-              </w:rPr>
-              <w:t xml:space="preserve"/>
-            </w:r>
-          </w:p>
-        </w:tc>
-        <w:tc>
-          <w:tcPr>
-            <w:tcW w:w="1559" w:type="dxa"/>
-            <w:vMerge w:val="restart"/>
-          </w:tcPr>
-          <w:p>
-            <w:pPr>
-              <w:widowControl/>
-              <w:rPr>
-                <w:bCs/>
-                <w:kern w:val="0"/>
-                <w:szCs w:val="21"/>
-              </w:rPr>
-            </w:pPr>
-            <w:r>
-              <w:rPr>
-                <w:rFonts w:hint="eastAsia"/>
-                <w:szCs w:val="21"/>
-              </w:rPr>
-              <w:t xml:space="preserve">人机交互界面操作测试测试</w:t>
-            </w:r>
-            <w:r>
-              <w:rPr>
-                <w:szCs w:val="21"/>
-              </w:rPr>
-              <w:t xml:space="preserve"/>
-            </w:r>
-          </w:p>
-        </w:tc>
-        <w:tc>
-          <w:tcPr>
-            <w:tcW w:w="1843" w:type="dxa"/>
-            <w:noWrap/>
-            <w:vMerge w:val="restart"/>
-          </w:tcPr>
-          <w:p>
-            <w:pPr>
-              <w:widowControl/>
-              <w:rPr>
-                <w:kern w:val="0"/>
-                <w:szCs w:val="21"/>
-              </w:rPr>
-            </w:pPr>
-            <w:r>
-              <w:rPr>
-                <w:rFonts w:hint="eastAsia"/>
-                <w:szCs w:val="21"/>
-              </w:rPr>
-              <w:t xml:space="preserve">XQ_GUI_CZCC_001</w:t>
-            </w:r>
-            <w:r>
-              <w:rPr>
-                <w:szCs w:val="21"/>
-              </w:rPr>
-              <w:t xml:space="preserve"/>
-            </w:r>
-          </w:p>
-        </w:tc>
-        <w:tc>
-          <w:tcPr>
-            <w:tcW w:w="1701" w:type="dxa"/>
-          </w:tcPr>
-          <w:p>
-            <w:pPr>
-              <w:widowControl/>
-              <w:rPr>
-                <w:kern w:val="0"/>
-                <w:szCs w:val="21"/>
-              </w:rPr>
-            </w:pPr>
-            <w:r>
-              <w:rPr>
-                <w:rFonts w:hint="eastAsia"/>
-                <w:szCs w:val="21"/>
-              </w:rPr>
-              <w:t xml:space="preserve">人机交互界面操作测试测试</w:t>
-            </w:r>
-          </w:p>
-        </w:tc>
-        <w:tc>
-          <w:tcPr>
-            <w:tcW w:w="1984" w:type="dxa"/>
-            <w:noWrap/>
-          </w:tcPr>
-          <w:p>
-            <w:pPr>
-              <w:widowControl/>
-              <w:rPr>
-                <w:kern w:val="0"/>
-                <w:szCs w:val="21"/>
-              </w:rPr>
-            </w:pPr>
-            <w:r>
-              <w:rPr>
-                <w:rFonts w:hint="eastAsia"/>
-                <w:szCs w:val="21"/>
-              </w:rPr>
-              <w:t xml:space="preserve">YL_GUI_CZCC_001_001</w:t>
-            </w:r>
-          </w:p>
-        </w:tc>
-        <w:tc>
-          <w:tcPr>
-            <w:tcW w:w="851" w:type="dxa"/>
-          </w:tcPr>
-          <w:p>
-            <w:pPr>
-              <w:widowControl/>
-              <w:rPr>
-                <w:kern w:val="0"/>
-                <w:szCs w:val="21"/>
-              </w:rPr>
-            </w:pPr>
-            <w:r>
-              <w:rPr>
-                <w:rFonts w:hint="eastAsia"/>
-                <w:kern w:val="0"/>
-                <w:szCs w:val="21"/>
-              </w:rPr>
-              <w:t xml:space="preserve">通过</w:t>
-            </w:r>
-          </w:p>
-        </w:tc>
-        <w:tc>
-          <w:tcPr>
-            <w:tcW w:w="1548" w:type="dxa"/>
-          </w:tcPr>
-          <w:p>
-            <w:pPr>
-              <w:widowControl/>
-              <w:rPr>
-                <w:kern w:val="0"/>
-                <w:szCs w:val="21"/>
-              </w:rPr>
-            </w:pPr>
-            <w:r>
-              <w:rPr>
-                <w:rFonts w:hint="eastAsia"/>
-                <w:kern w:val="0"/>
-                <w:szCs w:val="21"/>
-              </w:rPr>
-              <w:t xml:space="preserve"/>
+              <w:t xml:space="preserve">PT_R2601_1</w:t>
             </w:r>
           </w:p>
         </w:tc>
@@ -6219,7 +3530,7 @@
                 <w:rFonts w:hint="eastAsia"/>
                 <w:szCs w:val="21"/>
               </w:rPr>
-              <w:t xml:space="preserve">串口校验位</w:t>
+              <w:t xml:space="preserve">串口初始化3</w:t>
             </w:r>
           </w:p>
         </w:tc>
@@ -6452,7 +3763,7 @@
                 <w:rFonts w:hint="eastAsia"/>
                 <w:szCs w:val="21"/>
               </w:rPr>
-              <w:t xml:space="preserve">其他批量替换后初始化</w:t>
+              <w:t xml:space="preserve">串口初始化2</w:t>
             </w:r>
           </w:p>
         </w:tc>
@@ -6475,239 +3786,6 @@
                 <w:szCs w:val="21"/>
               </w:rPr>
               <w:t xml:space="preserve">YL_SU_CSH_001_003</w:t>
-            </w:r>
-          </w:p>
-        </w:tc>
-        <w:tc>
-          <w:tcPr>
-            <w:tcW w:w="851" w:type="dxa"/>
-          </w:tcPr>
-          <w:p>
-            <w:pPr>
-              <w:widowControl/>
-              <w:rPr>
-                <w:kern w:val="0"/>
-                <w:szCs w:val="21"/>
-              </w:rPr>
-            </w:pPr>
-            <w:r>
-              <w:rPr>
-                <w:rFonts w:hint="eastAsia"/>
-                <w:kern w:val="0"/>
-                <w:szCs w:val="21"/>
-              </w:rPr>
-              <w:t xml:space="preserve">通过</w:t>
-            </w:r>
-          </w:p>
-        </w:tc>
-        <w:tc>
-          <w:tcPr>
-            <w:tcW w:w="1548" w:type="dxa"/>
-          </w:tcPr>
-          <w:p>
-            <w:pPr>
-              <w:widowControl/>
-              <w:rPr>
-                <w:kern w:val="0"/>
-                <w:szCs w:val="21"/>
-              </w:rPr>
-            </w:pPr>
-            <w:r>
-              <w:rPr>
-                <w:rFonts w:hint="eastAsia"/>
-                <w:kern w:val="0"/>
-                <w:szCs w:val="21"/>
-              </w:rPr>
-              <w:t xml:space="preserve"/>
-            </w:r>
-          </w:p>
-        </w:tc>
-      </w:tr>
-      <w:tr>
-        <w:trPr>
-          <w:trHeight w:val="371"/>
-        </w:trPr>
-        <w:tc>
-          <w:tcPr>
-            <w:tcW w:w="542" w:type="dxa"/>
-          </w:tcPr>
-          <w:p>
-            <w:pPr>
-              <w:pStyle w:val="af7"/>
-              <w:widowControl/>
-              <w:ind w:firstLineChars="0" w:firstLine="0"/>
-              <w:jc w:val="center"/>
-              <w:rPr>
-                <w:rFonts w:hint="eastAsia"/>
-                <w:bCs/>
-                <w:kern w:val="0"/>
-                <w:szCs w:val="21"/>
-              </w:rPr>
-            </w:pPr>
-            <w:r>
-              <w:rPr>
-                <w:rFonts w:hint="eastAsia"/>
-                <w:bCs/>
-                <w:kern w:val="0"/>
-                <w:szCs w:val="21"/>
-              </w:rPr>
-              <w:t xml:space="preserve">5</w:t>
-            </w:r>
-          </w:p>
-        </w:tc>
-        <w:tc>
-          <w:tcPr>
-            <w:tcW w:w="1088" w:type="dxa"/>
-            <w:noWrap/>
-            <w:vMerge w:val="continue"/>
-          </w:tcPr>
-          <w:p>
-            <w:pPr>
-              <w:widowControl/>
-              <w:rPr>
-                <w:kern w:val="0"/>
-                <w:szCs w:val="21"/>
-              </w:rPr>
-            </w:pPr>
-            <w:r>
-              <w:rPr>
-                <w:szCs w:val="21"/>
-              </w:rPr>
-              <w:t xml:space="preserve"/>
-            </w:r>
-          </w:p>
-        </w:tc>
-        <w:tc>
-          <w:tcPr>
-            <w:tcW w:w="2041" w:type="dxa"/>
-            <w:noWrap/>
-            <w:vMerge w:val="continue"/>
-          </w:tcPr>
-          <w:p>
-            <w:pPr>
-              <w:adjustRightInd w:val="0"/>
-              <w:rPr>
-                <w:szCs w:val="21"/>
-              </w:rPr>
-            </w:pPr>
-            <w:r>
-              <w:rPr>
-                <w:rFonts w:hint="eastAsia"/>
-                <w:szCs w:val="21"/>
-              </w:rPr>
-              <w:t xml:space="preserve"/>
-            </w:r>
-          </w:p>
-        </w:tc>
-        <w:tc>
-          <w:tcPr>
-            <w:tcW w:w="1134" w:type="dxa"/>
-            <w:noWrap/>
-            <w:vMerge w:val="continue"/>
-          </w:tcPr>
-          <w:p>
-            <w:pPr>
-              <w:widowControl/>
-              <w:rPr>
-                <w:kern w:val="0"/>
-                <w:szCs w:val="21"/>
-              </w:rPr>
-            </w:pPr>
-            <w:r>
-              <w:rPr>
-                <w:rFonts w:hint="eastAsia"/>
-                <w:szCs w:val="21"/>
-              </w:rPr>
-              <w:t xml:space="preserve"/>
-            </w:r>
-          </w:p>
-        </w:tc>
-        <w:tc>
-          <w:tcPr>
-            <w:tcW w:w="1559" w:type="dxa"/>
-            <w:vMerge w:val="continue"/>
-          </w:tcPr>
-          <w:p>
-            <w:pPr>
-              <w:widowControl/>
-              <w:rPr>
-                <w:bCs/>
-                <w:kern w:val="0"/>
-                <w:szCs w:val="21"/>
-              </w:rPr>
-            </w:pPr>
-            <w:r>
-              <w:rPr>
-                <w:rFonts w:hint="eastAsia"/>
-                <w:szCs w:val="21"/>
-              </w:rPr>
-              <w:t xml:space="preserve"/>
-            </w:r>
-          </w:p>
-        </w:tc>
-        <w:tc>
-          <w:tcPr>
-            <w:tcW w:w="1843" w:type="dxa"/>
-            <w:noWrap/>
-            <w:vMerge w:val="continue"/>
-          </w:tcPr>
-          <w:p>
-            <w:pPr>
-              <w:widowControl/>
-              <w:rPr>
-                <w:kern w:val="0"/>
-                <w:szCs w:val="21"/>
-              </w:rPr>
-            </w:pPr>
-            <w:r>
-              <w:rPr>
-                <w:rFonts w:hint="eastAsia"/>
-                <w:szCs w:val="21"/>
-              </w:rPr>
-              <w:t xml:space="preserve"/>
-            </w:r>
-          </w:p>
-        </w:tc>
-        <w:tc>
-          <w:tcPr>
-            <w:tcW w:w="1701" w:type="dxa"/>
-          </w:tcPr>
-          <w:p>
-            <w:pPr>
-              <w:widowControl/>
-              <w:rPr>
-                <w:kern w:val="0"/>
-                <w:szCs w:val="21"/>
-              </w:rPr>
-            </w:pPr>
-            <w:r>
-              <w:rPr>
-                <w:rFonts w:hint="eastAsia"/>
-                <w:szCs w:val="21"/>
-              </w:rPr>
-              <w:t xml:space="preserve">串口校验位</w:t>
-            </w:r>
-          </w:p>
-        </w:tc>
-        <w:tc>
-          <w:tcPr>
-            <w:tcW w:w="1984" w:type="dxa"/>
-            <w:noWrap/>
-          </w:tcPr>
-          <w:p>
-            <w:pPr>
-              <w:widowControl/>
-              <w:rPr>
-                <w:kern w:val="0"/>
-                <w:szCs w:val="21"/>
-              </w:rPr>
-            </w:pPr>
-            <w:r>
-              <w:rPr>
-                <w:rFonts w:hint="eastAsia"/>
-                <w:szCs w:val="21"/>
-              </w:rPr>
-              <w:t xml:space="preserve">YL_SU_CSH_001_004</w:t>
             </w:r>
           </w:p>
         </w:tc>

--- a/media/R2601/form_template/bg/temporary/研总需归追踪_temp.docx
+++ b/media/R2601/form_template/bg/temporary/研总需归追踪_temp.docx
@@ -13,7 +13,7 @@
         <w:rPr>
           <w:rFonts w:ascii="黑体" w:eastAsia="黑体" w:hAnsi="黑体" w:hint="eastAsia"/>
         </w:rPr>
-        <w:t xml:space="preserve">V4.A.00</w:t>
+        <w:t xml:space="preserve">V1.00</w:t>
       </w:r>
       <w:r>
         <w:rPr>
@@ -399,6 +399,490 @@
           </w:p>
         </w:tc>
       </w:tr>
+      <w:tr>
+        <w:trPr>
+          <w:trHeight w:val="371"/>
+        </w:trPr>
+        <w:tc>
+          <w:tcPr>
+            <w:tcW w:w="542" w:type="dxa"/>
+          </w:tcPr>
+          <w:p>
+            <w:pPr>
+              <w:pStyle w:val="af7"/>
+              <w:widowControl/>
+              <w:ind w:firstLineChars="0" w:firstLine="0"/>
+              <w:jc w:val="center"/>
+              <w:rPr>
+                <w:rFonts w:hint="eastAsia"/>
+                <w:bCs/>
+                <w:kern w:val="0"/>
+                <w:szCs w:val="21"/>
+              </w:rPr>
+            </w:pPr>
+            <w:r>
+              <w:rPr>
+                <w:rFonts w:hint="eastAsia"/>
+                <w:bCs/>
+                <w:kern w:val="0"/>
+                <w:szCs w:val="21"/>
+              </w:rPr>
+              <w:t xml:space="preserve">1</w:t>
+            </w:r>
+          </w:p>
+        </w:tc>
+        <w:tc>
+          <w:tcPr>
+            <w:tcW w:w="1088" w:type="dxa"/>
+            <w:noWrap/>
+            <w:vMerge w:val="restart"/>
+          </w:tcPr>
+          <w:p>
+            <w:pPr>
+              <w:widowControl/>
+              <w:rPr>
+                <w:kern w:val="0"/>
+                <w:szCs w:val="21"/>
+              </w:rPr>
+            </w:pPr>
+            <w:r>
+              <w:rPr>
+                <w:szCs w:val="21"/>
+              </w:rPr>
+              <w:t xml:space="preserve">4.2.2</w:t>
+            </w:r>
+          </w:p>
+        </w:tc>
+        <w:tc>
+          <w:tcPr>
+            <w:tcW w:w="2041" w:type="dxa"/>
+            <w:noWrap/>
+            <w:vMerge w:val="restart"/>
+          </w:tcPr>
+          <w:p>
+            <w:pPr>
+              <w:adjustRightInd w:val="0"/>
+              <w:rPr>
+                <w:szCs w:val="21"/>
+              </w:rPr>
+            </w:pPr>
+            <w:r>
+              <w:rPr>
+                <w:rFonts w:hint="eastAsia"/>
+                <w:szCs w:val="21"/>
+              </w:rPr>
+              <w:t xml:space="preserve">初始化要求</w:t>
+            </w:r>
+          </w:p>
+        </w:tc>
+        <w:tc>
+          <w:tcPr>
+            <w:tcW w:w="1134" w:type="dxa"/>
+            <w:noWrap/>
+            <w:vMerge w:val="restart"/>
+          </w:tcPr>
+          <w:p>
+            <w:pPr>
+              <w:widowControl/>
+              <w:rPr>
+                <w:kern w:val="0"/>
+                <w:szCs w:val="21"/>
+              </w:rPr>
+            </w:pPr>
+            <w:r>
+              <w:rPr>
+                <w:rFonts w:hint="eastAsia"/>
+                <w:szCs w:val="21"/>
+              </w:rPr>
+              <w:t xml:space="preserve">6.2.4.1</w:t>
+            </w:r>
+            <w:r>
+              <w:rPr>
+                <w:szCs w:val="21"/>
+              </w:rPr>
+              <w:t xml:space="preserve"/>
+            </w:r>
+          </w:p>
+        </w:tc>
+        <w:tc>
+          <w:tcPr>
+            <w:tcW w:w="1559" w:type="dxa"/>
+            <w:vMerge w:val="restart"/>
+          </w:tcPr>
+          <w:p>
+            <w:pPr>
+              <w:widowControl/>
+              <w:rPr>
+                <w:bCs/>
+                <w:kern w:val="0"/>
+                <w:szCs w:val="21"/>
+              </w:rPr>
+            </w:pPr>
+            <w:r>
+              <w:rPr>
+                <w:rFonts w:hint="eastAsia"/>
+                <w:szCs w:val="21"/>
+              </w:rPr>
+              <w:t xml:space="preserve">初始化功能测试</w:t>
+            </w:r>
+            <w:r>
+              <w:rPr>
+                <w:szCs w:val="21"/>
+              </w:rPr>
+              <w:t xml:space="preserve"/>
+            </w:r>
+          </w:p>
+        </w:tc>
+        <w:tc>
+          <w:tcPr>
+            <w:tcW w:w="1843" w:type="dxa"/>
+            <w:noWrap/>
+            <w:vMerge w:val="restart"/>
+          </w:tcPr>
+          <w:p>
+            <w:pPr>
+              <w:widowControl/>
+              <w:rPr>
+                <w:kern w:val="0"/>
+                <w:szCs w:val="21"/>
+              </w:rPr>
+            </w:pPr>
+            <w:r>
+              <w:rPr>
+                <w:rFonts w:hint="eastAsia"/>
+                <w:szCs w:val="21"/>
+              </w:rPr>
+              <w:t xml:space="preserve">XQ_SU_CSH_001</w:t>
+            </w:r>
+            <w:r>
+              <w:rPr>
+                <w:szCs w:val="21"/>
+              </w:rPr>
+              <w:t xml:space="preserve"/>
+            </w:r>
+          </w:p>
+        </w:tc>
+        <w:tc>
+          <w:tcPr>
+            <w:tcW w:w="1701" w:type="dxa"/>
+          </w:tcPr>
+          <w:p>
+            <w:pPr>
+              <w:widowControl/>
+              <w:rPr>
+                <w:kern w:val="0"/>
+                <w:szCs w:val="21"/>
+              </w:rPr>
+            </w:pPr>
+            <w:r>
+              <w:rPr>
+                <w:rFonts w:hint="eastAsia"/>
+                <w:szCs w:val="21"/>
+              </w:rPr>
+              <w:t xml:space="preserve">串口初始化</w:t>
+            </w:r>
+          </w:p>
+        </w:tc>
+        <w:tc>
+          <w:tcPr>
+            <w:tcW w:w="1984" w:type="dxa"/>
+            <w:noWrap/>
+          </w:tcPr>
+          <w:p>
+            <w:pPr>
+              <w:widowControl/>
+              <w:rPr>
+                <w:kern w:val="0"/>
+                <w:szCs w:val="21"/>
+              </w:rPr>
+            </w:pPr>
+            <w:r>
+              <w:rPr>
+                <w:rFonts w:hint="eastAsia"/>
+                <w:szCs w:val="21"/>
+              </w:rPr>
+              <w:t xml:space="preserve">YL_SU_CSH_001_001</w:t>
+            </w:r>
+          </w:p>
+        </w:tc>
+        <w:tc>
+          <w:tcPr>
+            <w:tcW w:w="851" w:type="dxa"/>
+          </w:tcPr>
+          <w:p>
+            <w:pPr>
+              <w:widowControl/>
+              <w:rPr>
+                <w:kern w:val="0"/>
+                <w:szCs w:val="21"/>
+              </w:rPr>
+            </w:pPr>
+            <w:r>
+              <w:rPr>
+                <w:rFonts w:hint="eastAsia"/>
+                <w:kern w:val="0"/>
+                <w:szCs w:val="21"/>
+              </w:rPr>
+              <w:t xml:space="preserve">通过</w:t>
+            </w:r>
+          </w:p>
+        </w:tc>
+        <w:tc>
+          <w:tcPr>
+            <w:tcW w:w="1548" w:type="dxa"/>
+          </w:tcPr>
+          <w:p>
+            <w:pPr>
+              <w:widowControl/>
+              <w:rPr>
+                <w:kern w:val="0"/>
+                <w:szCs w:val="21"/>
+              </w:rPr>
+            </w:pPr>
+            <w:r>
+              <w:rPr>
+                <w:rFonts w:hint="eastAsia"/>
+                <w:kern w:val="0"/>
+                <w:szCs w:val="21"/>
+              </w:rPr>
+              <w:t xml:space="preserve"/>
+            </w:r>
+          </w:p>
+        </w:tc>
+      </w:tr>
+      <w:tr>
+        <w:trPr>
+          <w:trHeight w:val="371"/>
+        </w:trPr>
+        <w:tc>
+          <w:tcPr>
+            <w:tcW w:w="542" w:type="dxa"/>
+          </w:tcPr>
+          <w:p>
+            <w:pPr>
+              <w:pStyle w:val="af7"/>
+              <w:widowControl/>
+              <w:ind w:firstLineChars="0" w:firstLine="0"/>
+              <w:jc w:val="center"/>
+              <w:rPr>
+                <w:rFonts w:hint="eastAsia"/>
+                <w:bCs/>
+                <w:kern w:val="0"/>
+                <w:szCs w:val="21"/>
+              </w:rPr>
+            </w:pPr>
+            <w:r>
+              <w:rPr>
+                <w:rFonts w:hint="eastAsia"/>
+                <w:bCs/>
+                <w:kern w:val="0"/>
+                <w:szCs w:val="21"/>
+              </w:rPr>
+              <w:t xml:space="preserve">2</w:t>
+            </w:r>
+          </w:p>
+        </w:tc>
+        <w:tc>
+          <w:tcPr>
+            <w:tcW w:w="1088" w:type="dxa"/>
+            <w:noWrap/>
+            <w:vMerge w:val="continue"/>
+          </w:tcPr>
+          <w:p>
+            <w:pPr>
+              <w:widowControl/>
+              <w:rPr>
+                <w:kern w:val="0"/>
+                <w:szCs w:val="21"/>
+              </w:rPr>
+            </w:pPr>
+            <w:r>
+              <w:rPr>
+                <w:szCs w:val="21"/>
+              </w:rPr>
+              <w:t xml:space="preserve"/>
+            </w:r>
+          </w:p>
+        </w:tc>
+        <w:tc>
+          <w:tcPr>
+            <w:tcW w:w="2041" w:type="dxa"/>
+            <w:noWrap/>
+            <w:vMerge w:val="continue"/>
+          </w:tcPr>
+          <w:p>
+            <w:pPr>
+              <w:adjustRightInd w:val="0"/>
+              <w:rPr>
+                <w:szCs w:val="21"/>
+              </w:rPr>
+            </w:pPr>
+            <w:r>
+              <w:rPr>
+                <w:rFonts w:hint="eastAsia"/>
+                <w:szCs w:val="21"/>
+              </w:rPr>
+              <w:t xml:space="preserve"/>
+            </w:r>
+          </w:p>
+        </w:tc>
+        <w:tc>
+          <w:tcPr>
+            <w:tcW w:w="1134" w:type="dxa"/>
+            <w:noWrap/>
+            <w:vMerge w:val="continue"/>
+          </w:tcPr>
+          <w:p>
+            <w:pPr>
+              <w:widowControl/>
+              <w:rPr>
+                <w:kern w:val="0"/>
+                <w:szCs w:val="21"/>
+              </w:rPr>
+            </w:pPr>
+            <w:r>
+              <w:rPr>
+                <w:rFonts w:hint="eastAsia"/>
+                <w:szCs w:val="21"/>
+              </w:rPr>
+              <w:t xml:space="preserve"/>
+            </w:r>
+          </w:p>
+        </w:tc>
+        <w:tc>
+          <w:tcPr>
+            <w:tcW w:w="1559" w:type="dxa"/>
+            <w:vMerge w:val="continue"/>
+          </w:tcPr>
+          <w:p>
+            <w:pPr>
+              <w:widowControl/>
+              <w:rPr>
+                <w:bCs/>
+                <w:kern w:val="0"/>
+                <w:szCs w:val="21"/>
+              </w:rPr>
+            </w:pPr>
+            <w:r>
+              <w:rPr>
+                <w:rFonts w:hint="eastAsia"/>
+                <w:szCs w:val="21"/>
+              </w:rPr>
+              <w:t xml:space="preserve"/>
+            </w:r>
+          </w:p>
+        </w:tc>
+        <w:tc>
+          <w:tcPr>
+            <w:tcW w:w="1843" w:type="dxa"/>
+            <w:noWrap/>
+            <w:vMerge w:val="continue"/>
+          </w:tcPr>
+          <w:p>
+            <w:pPr>
+              <w:widowControl/>
+              <w:rPr>
+                <w:kern w:val="0"/>
+                <w:szCs w:val="21"/>
+              </w:rPr>
+            </w:pPr>
+            <w:r>
+              <w:rPr>
+                <w:rFonts w:hint="eastAsia"/>
+                <w:szCs w:val="21"/>
+              </w:rPr>
+              <w:t xml:space="preserve"/>
+            </w:r>
+          </w:p>
+        </w:tc>
+        <w:tc>
+          <w:tcPr>
+            <w:tcW w:w="1701" w:type="dxa"/>
+          </w:tcPr>
+          <w:p>
+            <w:pPr>
+              <w:widowControl/>
+              <w:rPr>
+                <w:kern w:val="0"/>
+                <w:szCs w:val="21"/>
+              </w:rPr>
+            </w:pPr>
+            <w:r>
+              <w:rPr>
+                <w:rFonts w:hint="eastAsia"/>
+                <w:szCs w:val="21"/>
+              </w:rPr>
+              <w:t xml:space="preserve">其他初始化</w:t>
+            </w:r>
+          </w:p>
+        </w:tc>
+        <w:tc>
+          <w:tcPr>
+            <w:tcW w:w="1984" w:type="dxa"/>
+            <w:noWrap/>
+          </w:tcPr>
+          <w:p>
+            <w:pPr>
+              <w:widowControl/>
+              <w:rPr>
+                <w:kern w:val="0"/>
+                <w:szCs w:val="21"/>
+              </w:rPr>
+            </w:pPr>
+            <w:r>
+              <w:rPr>
+                <w:rFonts w:hint="eastAsia"/>
+                <w:szCs w:val="21"/>
+              </w:rPr>
+              <w:t xml:space="preserve">YL_SU_CSH_001_002</w:t>
+            </w:r>
+          </w:p>
+        </w:tc>
+        <w:tc>
+          <w:tcPr>
+            <w:tcW w:w="851" w:type="dxa"/>
+          </w:tcPr>
+          <w:p>
+            <w:pPr>
+              <w:widowControl/>
+              <w:rPr>
+                <w:kern w:val="0"/>
+                <w:szCs w:val="21"/>
+              </w:rPr>
+            </w:pPr>
+            <w:r>
+              <w:rPr>
+                <w:rFonts w:hint="eastAsia"/>
+                <w:kern w:val="0"/>
+                <w:szCs w:val="21"/>
+              </w:rPr>
+              <w:t xml:space="preserve">未通过</w:t>
+            </w:r>
+          </w:p>
+        </w:tc>
+        <w:tc>
+          <w:tcPr>
+            <w:tcW w:w="1548" w:type="dxa"/>
+          </w:tcPr>
+          <w:p>
+            <w:pPr>
+              <w:widowControl/>
+              <w:rPr>
+                <w:kern w:val="0"/>
+                <w:szCs w:val="21"/>
+              </w:rPr>
+            </w:pPr>
+            <w:r>
+              <w:rPr>
+                <w:rFonts w:hint="eastAsia"/>
+                <w:kern w:val="0"/>
+                <w:szCs w:val="21"/>
+              </w:rPr>
+              <w:t xml:space="preserve">PT_R2601_1</w:t>
+            </w:r>
+          </w:p>
+        </w:tc>
+      </w:tr>
     </w:tbl>
     <w:p>
       <w:pPr>
@@ -423,7 +907,7 @@
         <w:rPr>
           <w:rFonts w:ascii="黑体" w:eastAsia="黑体" w:hAnsi="黑体" w:hint="eastAsia"/>
         </w:rPr>
-        <w:t xml:space="preserve">V4.A.00</w:t>
+        <w:t xml:space="preserve">V1.00</w:t>
       </w:r>
       <w:r>
         <w:rPr>
@@ -2070,7 +2554,7 @@
         <w:rPr>
           <w:rFonts w:ascii="黑体" w:eastAsia="黑体" w:hAnsi="黑体" w:hint="eastAsia"/>
         </w:rPr>
-        <w:t xml:space="preserve">V1.0</w:t>
+        <w:t xml:space="preserve">V1.02</w:t>
       </w:r>
       <w:r>
         <w:rPr>
@@ -2480,7 +2964,7 @@
         <w:rPr>
           <w:rFonts w:ascii="黑体" w:eastAsia="黑体" w:hAnsi="黑体" w:hint="eastAsia"/>
         </w:rPr>
-        <w:t xml:space="preserve">V1.0</w:t>
+        <w:t xml:space="preserve">V1.02</w:t>
       </w:r>
       <w:r>
         <w:rPr>
